--- a/ОтчетПоПроекту_Greenhouse.docx
+++ b/ОтчетПоПроекту_Greenhouse.docx
@@ -4,7 +4,8 @@
   <w:body>
     <w:p>
       <w:pPr>
-        <w:ind w:firstLineChars="214" w:firstLine="602"/>
+        <w:spacing w:line="360" w:lineRule="auto"/>
+        <w:ind w:firstLine="567"/>
         <w:jc w:val="both"/>
         <w:rPr>
           <w:rFonts w:ascii="Times New Roman" w:hAnsi="Times New Roman" w:cs="Times New Roman"/>
@@ -22,9 +23,63 @@
           <w:szCs w:val="28"/>
           <w:lang w:val="ru-RU"/>
         </w:rPr>
-        <w:t>Название проекта</w:t>
-      </w:r>
-      <w:r>
+        <w:t xml:space="preserve">Название проекта: </w:t>
+      </w:r>
+      <w:r>
+        <w:rPr>
+          <w:rFonts w:ascii="Times New Roman" w:hAnsi="Times New Roman" w:cs="Times New Roman"/>
+          <w:sz w:val="28"/>
+          <w:szCs w:val="28"/>
+          <w:lang w:val="ru-RU"/>
+        </w:rPr>
+        <w:t>Симулятор цифровой теплицы «</w:t>
+      </w:r>
+      <w:proofErr w:type="spellStart"/>
+      <w:r>
+        <w:rPr>
+          <w:rFonts w:ascii="Times New Roman" w:hAnsi="Times New Roman" w:cs="Times New Roman"/>
+          <w:sz w:val="28"/>
+          <w:szCs w:val="28"/>
+          <w:lang w:val="ru-RU"/>
+        </w:rPr>
+        <w:t>Greenhouse</w:t>
+      </w:r>
+      <w:proofErr w:type="spellEnd"/>
+      <w:r>
+        <w:rPr>
+          <w:rFonts w:ascii="Times New Roman" w:hAnsi="Times New Roman" w:cs="Times New Roman"/>
+          <w:sz w:val="28"/>
+          <w:szCs w:val="28"/>
+          <w:lang w:val="ru-RU"/>
+        </w:rPr>
+        <w:t xml:space="preserve"> </w:t>
+      </w:r>
+      <w:proofErr w:type="spellStart"/>
+      <w:r>
+        <w:rPr>
+          <w:rFonts w:ascii="Times New Roman" w:hAnsi="Times New Roman" w:cs="Times New Roman"/>
+          <w:sz w:val="28"/>
+          <w:szCs w:val="28"/>
+          <w:lang w:val="ru-RU"/>
+        </w:rPr>
+        <w:t>Simulator</w:t>
+      </w:r>
+      <w:proofErr w:type="spellEnd"/>
+      <w:r>
+        <w:rPr>
+          <w:rFonts w:ascii="Times New Roman" w:hAnsi="Times New Roman" w:cs="Times New Roman"/>
+          <w:sz w:val="28"/>
+          <w:szCs w:val="28"/>
+          <w:lang w:val="ru-RU"/>
+        </w:rPr>
+        <w:t>».</w:t>
+      </w:r>
+    </w:p>
+    <w:p>
+      <w:pPr>
+        <w:spacing w:line="360" w:lineRule="auto"/>
+        <w:ind w:firstLine="567"/>
+        <w:jc w:val="both"/>
         <w:rPr>
           <w:rFonts w:ascii="Times New Roman" w:hAnsi="Times New Roman" w:cs="Times New Roman"/>
           <w:b/>
@@ -33,88 +88,217 @@
           <w:szCs w:val="28"/>
           <w:lang w:val="ru-RU"/>
         </w:rPr>
-        <w:t xml:space="preserve">: </w:t>
-      </w:r>
-      <w:r>
-        <w:rPr>
-          <w:rFonts w:ascii="Times New Roman" w:hAnsi="Times New Roman" w:cs="Times New Roman"/>
-          <w:sz w:val="28"/>
-          <w:szCs w:val="28"/>
-          <w:lang w:val="ru-RU"/>
-        </w:rPr>
-        <w:t>С</w:t>
-      </w:r>
-      <w:r>
-        <w:rPr>
-          <w:rFonts w:ascii="Times New Roman" w:hAnsi="Times New Roman" w:cs="Times New Roman"/>
-          <w:sz w:val="28"/>
-          <w:szCs w:val="28"/>
-          <w:lang w:val="ru-RU"/>
-        </w:rPr>
-        <w:t>имулятор цифровой теплицы</w:t>
-      </w:r>
-      <w:r>
-        <w:rPr>
-          <w:rFonts w:ascii="Times New Roman" w:hAnsi="Times New Roman" w:cs="Times New Roman"/>
-          <w:sz w:val="28"/>
-          <w:szCs w:val="28"/>
-          <w:lang w:val="ru-RU"/>
-        </w:rPr>
-        <w:t xml:space="preserve"> «</w:t>
-      </w:r>
-      <w:proofErr w:type="spellStart"/>
-      <w:r>
-        <w:rPr>
-          <w:rFonts w:ascii="Times New Roman" w:hAnsi="Times New Roman" w:cs="Times New Roman"/>
-          <w:sz w:val="28"/>
-          <w:szCs w:val="28"/>
-          <w:lang w:val="ru-RU"/>
-        </w:rPr>
-        <w:t>Greenhouse</w:t>
-      </w:r>
-      <w:proofErr w:type="spellEnd"/>
-      <w:r>
-        <w:rPr>
-          <w:rFonts w:ascii="Times New Roman" w:hAnsi="Times New Roman" w:cs="Times New Roman"/>
-          <w:sz w:val="28"/>
-          <w:szCs w:val="28"/>
-          <w:lang w:val="ru-RU"/>
-        </w:rPr>
-        <w:t xml:space="preserve"> </w:t>
-      </w:r>
-      <w:proofErr w:type="spellStart"/>
-      <w:r>
-        <w:rPr>
-          <w:rFonts w:ascii="Times New Roman" w:hAnsi="Times New Roman" w:cs="Times New Roman"/>
-          <w:sz w:val="28"/>
-          <w:szCs w:val="28"/>
-          <w:lang w:val="ru-RU"/>
-        </w:rPr>
-        <w:t>Simulator</w:t>
-      </w:r>
-      <w:proofErr w:type="spellEnd"/>
-      <w:r>
-        <w:rPr>
-          <w:rFonts w:ascii="Times New Roman" w:hAnsi="Times New Roman" w:cs="Times New Roman"/>
-          <w:sz w:val="28"/>
-          <w:szCs w:val="28"/>
-          <w:lang w:val="ru-RU"/>
-        </w:rPr>
-        <w:t>»</w:t>
-      </w:r>
-      <w:r>
-        <w:rPr>
-          <w:rFonts w:ascii="Times New Roman" w:hAnsi="Times New Roman" w:cs="Times New Roman"/>
-          <w:sz w:val="28"/>
-          <w:szCs w:val="28"/>
-          <w:lang w:val="ru-RU"/>
-        </w:rPr>
-        <w:t>.</w:t>
+      </w:pPr>
+      <w:r>
+        <w:rPr>
+          <w:rFonts w:ascii="Times New Roman" w:hAnsi="Times New Roman" w:cs="Times New Roman"/>
+          <w:b/>
+          <w:bCs/>
+          <w:sz w:val="28"/>
+          <w:szCs w:val="28"/>
+          <w:lang w:val="ru-RU"/>
+        </w:rPr>
+        <w:t>Цель и актуальность проекта</w:t>
       </w:r>
     </w:p>
     <w:p>
       <w:pPr>
-        <w:ind w:firstLineChars="214" w:firstLine="602"/>
+        <w:spacing w:line="360" w:lineRule="auto"/>
+        <w:ind w:firstLine="567"/>
+        <w:jc w:val="both"/>
+        <w:rPr>
+          <w:rFonts w:ascii="Times New Roman" w:hAnsi="Times New Roman" w:cs="Times New Roman"/>
+          <w:sz w:val="28"/>
+          <w:szCs w:val="28"/>
+          <w:lang w:val="ru-RU"/>
+        </w:rPr>
+      </w:pPr>
+      <w:r>
+        <w:rPr>
+          <w:rFonts w:ascii="Times New Roman" w:hAnsi="Times New Roman" w:cs="Times New Roman"/>
+          <w:sz w:val="28"/>
+          <w:szCs w:val="28"/>
+          <w:lang w:val="ru-RU"/>
+        </w:rPr>
+        <w:t xml:space="preserve">Цель: </w:t>
+      </w:r>
+      <w:r>
+        <w:rPr>
+          <w:rFonts w:ascii="Times New Roman" w:hAnsi="Times New Roman" w:cs="Times New Roman"/>
+          <w:sz w:val="28"/>
+          <w:szCs w:val="28"/>
+          <w:lang w:val="ru-RU"/>
+        </w:rPr>
+        <w:t xml:space="preserve">разработка симулятора управления теплицей, позволяющего </w:t>
+      </w:r>
+      <w:r>
+        <w:rPr>
+          <w:rFonts w:ascii="Times New Roman" w:hAnsi="Times New Roman" w:cs="Times New Roman"/>
+          <w:sz w:val="28"/>
+          <w:szCs w:val="28"/>
+          <w:lang w:val="ru-RU"/>
+        </w:rPr>
+        <w:t>выращивать</w:t>
+      </w:r>
+      <w:r>
+        <w:rPr>
+          <w:rFonts w:ascii="Times New Roman" w:hAnsi="Times New Roman" w:cs="Times New Roman"/>
+          <w:sz w:val="28"/>
+          <w:szCs w:val="28"/>
+          <w:lang w:val="ru-RU"/>
+        </w:rPr>
+        <w:t xml:space="preserve"> растени</w:t>
+      </w:r>
+      <w:r>
+        <w:rPr>
+          <w:rFonts w:ascii="Times New Roman" w:hAnsi="Times New Roman" w:cs="Times New Roman"/>
+          <w:sz w:val="28"/>
+          <w:szCs w:val="28"/>
+          <w:lang w:val="ru-RU"/>
+        </w:rPr>
+        <w:t>я</w:t>
+      </w:r>
+      <w:r>
+        <w:rPr>
+          <w:rFonts w:ascii="Times New Roman" w:hAnsi="Times New Roman" w:cs="Times New Roman"/>
+          <w:sz w:val="28"/>
+          <w:szCs w:val="28"/>
+          <w:lang w:val="ru-RU"/>
+        </w:rPr>
+        <w:t>, эффективно распределять ресурсы и отслеживать результаты своей деятельности.</w:t>
+      </w:r>
+      <w:r>
+        <w:rPr>
+          <w:rFonts w:ascii="Times New Roman" w:hAnsi="Times New Roman" w:cs="Times New Roman"/>
+          <w:sz w:val="28"/>
+          <w:szCs w:val="28"/>
+          <w:lang w:val="ru-RU"/>
+        </w:rPr>
+        <w:t xml:space="preserve"> </w:t>
+      </w:r>
+    </w:p>
+    <w:p>
+      <w:pPr>
+        <w:spacing w:line="360" w:lineRule="auto"/>
+        <w:ind w:firstLine="567"/>
+        <w:jc w:val="both"/>
+        <w:rPr>
+          <w:rFonts w:ascii="Times New Roman" w:hAnsi="Times New Roman" w:cs="Times New Roman"/>
+          <w:sz w:val="28"/>
+          <w:szCs w:val="28"/>
+          <w:lang w:val="ru-RU"/>
+        </w:rPr>
+      </w:pPr>
+      <w:r>
+        <w:rPr>
+          <w:rFonts w:ascii="Times New Roman" w:hAnsi="Times New Roman" w:cs="Times New Roman"/>
+          <w:sz w:val="28"/>
+          <w:szCs w:val="28"/>
+          <w:lang w:val="ru-RU"/>
+        </w:rPr>
+        <w:t xml:space="preserve">Актуальность: </w:t>
+      </w:r>
+      <w:r>
+        <w:rPr>
+          <w:rFonts w:ascii="Times New Roman" w:hAnsi="Times New Roman" w:cs="Times New Roman"/>
+          <w:sz w:val="28"/>
+          <w:szCs w:val="28"/>
+          <w:lang w:val="ru-RU"/>
+        </w:rPr>
+        <w:t>в</w:t>
+      </w:r>
+      <w:r>
+        <w:rPr>
+          <w:rFonts w:ascii="Times New Roman" w:hAnsi="Times New Roman" w:cs="Times New Roman"/>
+          <w:sz w:val="28"/>
+          <w:szCs w:val="28"/>
+          <w:lang w:val="ru-RU"/>
+        </w:rPr>
+        <w:t xml:space="preserve"> современном мире люди всё чаще испытывают потребность в споко</w:t>
+      </w:r>
+      <w:r>
+        <w:rPr>
+          <w:rFonts w:ascii="Times New Roman" w:hAnsi="Times New Roman" w:cs="Times New Roman"/>
+          <w:sz w:val="28"/>
+          <w:szCs w:val="28"/>
+          <w:lang w:val="ru-RU"/>
+        </w:rPr>
+        <w:t>йных и расслабляющих играх</w:t>
+      </w:r>
+      <w:r>
+        <w:rPr>
+          <w:rFonts w:ascii="Times New Roman" w:hAnsi="Times New Roman" w:cs="Times New Roman"/>
+          <w:sz w:val="28"/>
+          <w:szCs w:val="28"/>
+          <w:lang w:val="ru-RU"/>
+        </w:rPr>
+        <w:t>. Симуляторы фермерства пользуются популярностью, так как дают возможность ухаживать за растениями и наблюдать за результатами своего труда.</w:t>
+      </w:r>
+      <w:r>
+        <w:rPr>
+          <w:rFonts w:ascii="Times New Roman" w:hAnsi="Times New Roman" w:cs="Times New Roman"/>
+          <w:sz w:val="28"/>
+          <w:szCs w:val="28"/>
+          <w:lang w:val="ru-RU"/>
+        </w:rPr>
+        <w:t xml:space="preserve"> Разработка симулятора теплицы «</w:t>
+      </w:r>
+      <w:proofErr w:type="spellStart"/>
+      <w:r>
+        <w:rPr>
+          <w:rFonts w:ascii="Times New Roman" w:hAnsi="Times New Roman" w:cs="Times New Roman"/>
+          <w:sz w:val="28"/>
+          <w:szCs w:val="28"/>
+          <w:lang w:val="ru-RU"/>
+        </w:rPr>
+        <w:t>Greenhouse</w:t>
+      </w:r>
+      <w:bookmarkStart w:id="0" w:name="_GoBack"/>
+      <w:bookmarkEnd w:id="0"/>
+      <w:proofErr w:type="spellEnd"/>
+      <w:r>
+        <w:rPr>
+          <w:rFonts w:ascii="Times New Roman" w:hAnsi="Times New Roman" w:cs="Times New Roman"/>
+          <w:sz w:val="28"/>
+          <w:szCs w:val="28"/>
+          <w:lang w:val="ru-RU"/>
+        </w:rPr>
+        <w:t xml:space="preserve"> </w:t>
+      </w:r>
+      <w:proofErr w:type="spellStart"/>
+      <w:r>
+        <w:rPr>
+          <w:rFonts w:ascii="Times New Roman" w:hAnsi="Times New Roman" w:cs="Times New Roman"/>
+          <w:sz w:val="28"/>
+          <w:szCs w:val="28"/>
+          <w:lang w:val="ru-RU"/>
+        </w:rPr>
+        <w:t>Simulator</w:t>
+      </w:r>
+      <w:proofErr w:type="spellEnd"/>
+      <w:r>
+        <w:rPr>
+          <w:rFonts w:ascii="Times New Roman" w:hAnsi="Times New Roman" w:cs="Times New Roman"/>
+          <w:sz w:val="28"/>
+          <w:szCs w:val="28"/>
+          <w:lang w:val="ru-RU"/>
+        </w:rPr>
+        <w:t>»</w:t>
+      </w:r>
+      <w:r>
+        <w:rPr>
+          <w:rFonts w:ascii="Times New Roman" w:hAnsi="Times New Roman" w:cs="Times New Roman"/>
+          <w:sz w:val="28"/>
+          <w:szCs w:val="28"/>
+          <w:lang w:val="ru-RU"/>
+        </w:rPr>
+        <w:t xml:space="preserve"> позволяет создать увлекательное приложение, в котором пользователь может выращивать растения, зарабатывать игровую валюту и соревноваться с другими игроками в таблице рекордов.</w:t>
+      </w:r>
+    </w:p>
+    <w:p>
+      <w:pPr>
+        <w:spacing w:line="360" w:lineRule="auto"/>
+        <w:ind w:firstLine="567"/>
         <w:jc w:val="both"/>
         <w:rPr>
           <w:rFonts w:ascii="Times New Roman" w:hAnsi="Times New Roman" w:cs="Times New Roman"/>
@@ -134,12 +318,33 @@
           <w:szCs w:val="28"/>
           <w:lang w:val="ru-RU"/>
         </w:rPr>
-        <w:t>Цель и актуальность проекта</w:t>
+        <w:t>Задачи</w:t>
+      </w:r>
+      <w:r>
+        <w:rPr>
+          <w:rFonts w:ascii="Times New Roman" w:hAnsi="Times New Roman" w:cs="Times New Roman"/>
+          <w:b/>
+          <w:bCs/>
+          <w:sz w:val="28"/>
+          <w:szCs w:val="28"/>
+          <w:lang w:val="ru-RU"/>
+        </w:rPr>
+        <w:t>:</w:t>
       </w:r>
     </w:p>
     <w:p>
       <w:pPr>
-        <w:ind w:firstLineChars="214" w:firstLine="599"/>
+        <w:pStyle w:val="ab"/>
+        <w:numPr>
+          <w:ilvl w:val="0"/>
+          <w:numId w:val="3"/>
+        </w:numPr>
+        <w:tabs>
+          <w:tab w:val="left" w:pos="993"/>
+        </w:tabs>
+        <w:spacing w:line="360" w:lineRule="auto"/>
+        <w:ind w:left="0" w:firstLine="567"/>
+        <w:contextualSpacing w:val="0"/>
         <w:jc w:val="both"/>
         <w:rPr>
           <w:rFonts w:ascii="Times New Roman" w:hAnsi="Times New Roman" w:cs="Times New Roman"/>
@@ -155,59 +360,31 @@
           <w:szCs w:val="28"/>
           <w:lang w:val="ru-RU"/>
         </w:rPr>
-        <w:t>Цель:</w:t>
-      </w:r>
-      <w:r>
-        <w:rPr>
-          <w:rFonts w:ascii="Times New Roman" w:hAnsi="Times New Roman" w:cs="Times New Roman"/>
-          <w:sz w:val="28"/>
-          <w:szCs w:val="28"/>
-          <w:lang w:val="ru-RU"/>
-        </w:rPr>
-        <w:t xml:space="preserve"> </w:t>
-      </w:r>
-      <w:r>
-        <w:rPr>
-          <w:rFonts w:ascii="Times New Roman" w:hAnsi="Times New Roman" w:cs="Times New Roman"/>
-          <w:sz w:val="28"/>
-          <w:szCs w:val="28"/>
-          <w:lang w:val="ru-RU"/>
-        </w:rPr>
-        <w:t xml:space="preserve">Разработка программного комплекса для симуляции жизненного цикла растений в контролируемой среде с использованием механизмов </w:t>
-      </w:r>
-      <w:proofErr w:type="spellStart"/>
-      <w:r>
-        <w:rPr>
-          <w:rFonts w:ascii="Times New Roman" w:hAnsi="Times New Roman" w:cs="Times New Roman"/>
-          <w:sz w:val="28"/>
-          <w:szCs w:val="28"/>
-          <w:lang w:val="ru-RU"/>
-        </w:rPr>
-        <w:t>многопоточности</w:t>
-      </w:r>
-      <w:proofErr w:type="spellEnd"/>
-      <w:r>
-        <w:rPr>
-          <w:rFonts w:ascii="Times New Roman" w:hAnsi="Times New Roman" w:cs="Times New Roman"/>
-          <w:sz w:val="28"/>
-          <w:szCs w:val="28"/>
-          <w:lang w:val="ru-RU"/>
-        </w:rPr>
-        <w:t xml:space="preserve"> и </w:t>
-      </w:r>
-      <w:r>
-        <w:rPr>
-          <w:rFonts w:ascii="Times New Roman" w:hAnsi="Times New Roman" w:cs="Times New Roman"/>
-          <w:sz w:val="28"/>
-          <w:szCs w:val="28"/>
-          <w:lang w:val="ru-RU"/>
-        </w:rPr>
-        <w:t xml:space="preserve">хранения данных. </w:t>
+        <w:t>с</w:t>
+      </w:r>
+      <w:r>
+        <w:rPr>
+          <w:rFonts w:ascii="Times New Roman" w:hAnsi="Times New Roman" w:cs="Times New Roman"/>
+          <w:sz w:val="28"/>
+          <w:szCs w:val="28"/>
+          <w:lang w:val="ru-RU"/>
+        </w:rPr>
+        <w:t>формировать требования к программному продукту;</w:t>
       </w:r>
     </w:p>
     <w:p>
       <w:pPr>
-        <w:ind w:firstLineChars="214" w:firstLine="599"/>
+        <w:pStyle w:val="ab"/>
+        <w:numPr>
+          <w:ilvl w:val="0"/>
+          <w:numId w:val="3"/>
+        </w:numPr>
+        <w:tabs>
+          <w:tab w:val="left" w:pos="993"/>
+        </w:tabs>
+        <w:spacing w:line="360" w:lineRule="auto"/>
+        <w:ind w:left="0" w:firstLine="567"/>
+        <w:contextualSpacing w:val="0"/>
         <w:jc w:val="both"/>
         <w:rPr>
           <w:rFonts w:ascii="Times New Roman" w:hAnsi="Times New Roman" w:cs="Times New Roman"/>
@@ -223,13 +400,231 @@
           <w:szCs w:val="28"/>
           <w:lang w:val="ru-RU"/>
         </w:rPr>
-        <w:t>Актуальность: Проект демонстрирует применение объектно-ориентированного программирования (ООП) для моделирования сложных экосистем, где процессы (рост, погода) протекают параллельно и независимо друг от друга.</w:t>
+        <w:t>с</w:t>
+      </w:r>
+      <w:r>
+        <w:rPr>
+          <w:rFonts w:ascii="Times New Roman" w:hAnsi="Times New Roman" w:cs="Times New Roman"/>
+          <w:sz w:val="28"/>
+          <w:szCs w:val="28"/>
+          <w:lang w:val="ru-RU"/>
+        </w:rPr>
+        <w:t>проектировать архитектуру приложения;</w:t>
       </w:r>
     </w:p>
     <w:p>
       <w:pPr>
-        <w:ind w:firstLineChars="214" w:firstLine="602"/>
+        <w:pStyle w:val="ab"/>
+        <w:numPr>
+          <w:ilvl w:val="0"/>
+          <w:numId w:val="3"/>
+        </w:numPr>
+        <w:tabs>
+          <w:tab w:val="left" w:pos="993"/>
+        </w:tabs>
+        <w:spacing w:line="360" w:lineRule="auto"/>
+        <w:ind w:left="0" w:firstLine="567"/>
+        <w:contextualSpacing w:val="0"/>
         <w:jc w:val="both"/>
+        <w:rPr>
+          <w:rFonts w:ascii="Times New Roman" w:hAnsi="Times New Roman" w:cs="Times New Roman"/>
+          <w:sz w:val="28"/>
+          <w:szCs w:val="28"/>
+          <w:lang w:val="ru-RU"/>
+        </w:rPr>
+      </w:pPr>
+      <w:r>
+        <w:rPr>
+          <w:rFonts w:ascii="Times New Roman" w:hAnsi="Times New Roman" w:cs="Times New Roman"/>
+          <w:sz w:val="28"/>
+          <w:szCs w:val="28"/>
+          <w:lang w:val="ru-RU"/>
+        </w:rPr>
+        <w:t>с</w:t>
+      </w:r>
+      <w:r>
+        <w:rPr>
+          <w:rFonts w:ascii="Times New Roman" w:hAnsi="Times New Roman" w:cs="Times New Roman"/>
+          <w:sz w:val="28"/>
+          <w:szCs w:val="28"/>
+          <w:lang w:val="ru-RU"/>
+        </w:rPr>
+        <w:t>оздать базу данных;</w:t>
+      </w:r>
+    </w:p>
+    <w:p>
+      <w:pPr>
+        <w:pStyle w:val="ab"/>
+        <w:numPr>
+          <w:ilvl w:val="0"/>
+          <w:numId w:val="3"/>
+        </w:numPr>
+        <w:tabs>
+          <w:tab w:val="left" w:pos="993"/>
+        </w:tabs>
+        <w:spacing w:line="360" w:lineRule="auto"/>
+        <w:ind w:left="0" w:firstLine="567"/>
+        <w:contextualSpacing w:val="0"/>
+        <w:jc w:val="both"/>
+        <w:rPr>
+          <w:rFonts w:ascii="Times New Roman" w:hAnsi="Times New Roman" w:cs="Times New Roman"/>
+          <w:sz w:val="28"/>
+          <w:szCs w:val="28"/>
+          <w:lang w:val="ru-RU"/>
+        </w:rPr>
+      </w:pPr>
+      <w:r>
+        <w:rPr>
+          <w:rFonts w:ascii="Times New Roman" w:hAnsi="Times New Roman" w:cs="Times New Roman"/>
+          <w:sz w:val="28"/>
+          <w:szCs w:val="28"/>
+          <w:lang w:val="ru-RU"/>
+        </w:rPr>
+        <w:t>р</w:t>
+      </w:r>
+      <w:r>
+        <w:rPr>
+          <w:rFonts w:ascii="Times New Roman" w:hAnsi="Times New Roman" w:cs="Times New Roman"/>
+          <w:sz w:val="28"/>
+          <w:szCs w:val="28"/>
+          <w:lang w:val="ru-RU"/>
+        </w:rPr>
+        <w:t>еализовать основной функционал программы;</w:t>
+      </w:r>
+    </w:p>
+    <w:p>
+      <w:pPr>
+        <w:pStyle w:val="ab"/>
+        <w:numPr>
+          <w:ilvl w:val="0"/>
+          <w:numId w:val="3"/>
+        </w:numPr>
+        <w:tabs>
+          <w:tab w:val="left" w:pos="993"/>
+        </w:tabs>
+        <w:spacing w:line="360" w:lineRule="auto"/>
+        <w:ind w:left="0" w:firstLine="567"/>
+        <w:contextualSpacing w:val="0"/>
+        <w:jc w:val="both"/>
+        <w:rPr>
+          <w:rFonts w:ascii="Times New Roman" w:hAnsi="Times New Roman" w:cs="Times New Roman"/>
+          <w:sz w:val="28"/>
+          <w:szCs w:val="28"/>
+          <w:lang w:val="ru-RU"/>
+        </w:rPr>
+      </w:pPr>
+      <w:r>
+        <w:rPr>
+          <w:rFonts w:ascii="Times New Roman" w:hAnsi="Times New Roman" w:cs="Times New Roman"/>
+          <w:sz w:val="28"/>
+          <w:szCs w:val="28"/>
+          <w:lang w:val="ru-RU"/>
+        </w:rPr>
+        <w:t>р</w:t>
+      </w:r>
+      <w:r>
+        <w:rPr>
+          <w:rFonts w:ascii="Times New Roman" w:hAnsi="Times New Roman" w:cs="Times New Roman"/>
+          <w:sz w:val="28"/>
+          <w:szCs w:val="28"/>
+          <w:lang w:val="ru-RU"/>
+        </w:rPr>
+        <w:t>азработать графический интерфейс;</w:t>
+      </w:r>
+    </w:p>
+    <w:p>
+      <w:pPr>
+        <w:pStyle w:val="ab"/>
+        <w:numPr>
+          <w:ilvl w:val="0"/>
+          <w:numId w:val="3"/>
+        </w:numPr>
+        <w:tabs>
+          <w:tab w:val="left" w:pos="993"/>
+        </w:tabs>
+        <w:spacing w:line="360" w:lineRule="auto"/>
+        <w:ind w:left="0" w:firstLine="567"/>
+        <w:contextualSpacing w:val="0"/>
+        <w:jc w:val="both"/>
+        <w:rPr>
+          <w:rFonts w:ascii="Times New Roman" w:hAnsi="Times New Roman" w:cs="Times New Roman"/>
+          <w:sz w:val="28"/>
+          <w:szCs w:val="28"/>
+          <w:lang w:val="ru-RU"/>
+        </w:rPr>
+      </w:pPr>
+      <w:r>
+        <w:rPr>
+          <w:rFonts w:ascii="Times New Roman" w:hAnsi="Times New Roman" w:cs="Times New Roman"/>
+          <w:sz w:val="28"/>
+          <w:szCs w:val="28"/>
+          <w:lang w:val="ru-RU"/>
+        </w:rPr>
+        <w:t>р</w:t>
+      </w:r>
+      <w:r>
+        <w:rPr>
+          <w:rFonts w:ascii="Times New Roman" w:hAnsi="Times New Roman" w:cs="Times New Roman"/>
+          <w:sz w:val="28"/>
+          <w:szCs w:val="28"/>
+          <w:lang w:val="ru-RU"/>
+        </w:rPr>
+        <w:t>еализовать систему сохранения и загрузки данных;</w:t>
+      </w:r>
+    </w:p>
+    <w:p>
+      <w:pPr>
+        <w:pStyle w:val="ab"/>
+        <w:numPr>
+          <w:ilvl w:val="0"/>
+          <w:numId w:val="3"/>
+        </w:numPr>
+        <w:tabs>
+          <w:tab w:val="left" w:pos="993"/>
+        </w:tabs>
+        <w:spacing w:line="360" w:lineRule="auto"/>
+        <w:ind w:left="0" w:firstLine="567"/>
+        <w:contextualSpacing w:val="0"/>
+        <w:jc w:val="both"/>
+        <w:rPr>
+          <w:rFonts w:ascii="Times New Roman" w:hAnsi="Times New Roman" w:cs="Times New Roman"/>
+          <w:sz w:val="28"/>
+          <w:szCs w:val="28"/>
+          <w:lang w:val="ru-RU"/>
+        </w:rPr>
+      </w:pPr>
+      <w:r>
+        <w:rPr>
+          <w:rFonts w:ascii="Times New Roman" w:hAnsi="Times New Roman" w:cs="Times New Roman"/>
+          <w:sz w:val="28"/>
+          <w:szCs w:val="28"/>
+          <w:lang w:val="ru-RU"/>
+        </w:rPr>
+        <w:t>п</w:t>
+      </w:r>
+      <w:r>
+        <w:rPr>
+          <w:rFonts w:ascii="Times New Roman" w:hAnsi="Times New Roman" w:cs="Times New Roman"/>
+          <w:sz w:val="28"/>
+          <w:szCs w:val="28"/>
+          <w:lang w:val="ru-RU"/>
+        </w:rPr>
+        <w:t>ровести тестирование и отладку программного продукта.</w:t>
+      </w:r>
+    </w:p>
+    <w:p>
+      <w:pPr>
+        <w:spacing w:line="360" w:lineRule="auto"/>
+        <w:ind w:firstLine="567"/>
+        <w:jc w:val="both"/>
+        <w:rPr>
+          <w:rFonts w:ascii="Times New Roman" w:hAnsi="Times New Roman" w:cs="Times New Roman"/>
+          <w:sz w:val="28"/>
+          <w:szCs w:val="28"/>
+          <w:lang w:val="ru-RU"/>
+        </w:rPr>
+      </w:pPr>
+      <w:r>
         <w:rPr>
           <w:rFonts w:ascii="Times New Roman" w:hAnsi="Times New Roman" w:cs="Times New Roman"/>
           <w:b/>
@@ -238,8 +633,132 @@
           <w:szCs w:val="28"/>
           <w:lang w:val="ru-RU"/>
         </w:rPr>
-      </w:pPr>
-      <w:proofErr w:type="spellStart"/>
+        <w:t>Функциональные требования</w:t>
+      </w:r>
+    </w:p>
+    <w:p>
+      <w:pPr>
+        <w:spacing w:line="360" w:lineRule="auto"/>
+        <w:ind w:firstLine="567"/>
+        <w:jc w:val="both"/>
+        <w:rPr>
+          <w:rFonts w:ascii="Times New Roman" w:hAnsi="Times New Roman" w:cs="Times New Roman"/>
+          <w:sz w:val="28"/>
+          <w:szCs w:val="28"/>
+          <w:lang w:val="ru-RU"/>
+        </w:rPr>
+      </w:pPr>
+      <w:r>
+        <w:rPr>
+          <w:rFonts w:ascii="Times New Roman" w:hAnsi="Times New Roman" w:cs="Times New Roman"/>
+          <w:sz w:val="28"/>
+          <w:szCs w:val="28"/>
+          <w:lang w:val="ru-RU"/>
+        </w:rPr>
+        <w:t xml:space="preserve">Программный продукт должен предоставлять пользователю возможность управлять теплицей, включая посадку различных видов растений, их полив и удобрение. </w:t>
+      </w:r>
+    </w:p>
+    <w:p>
+      <w:pPr>
+        <w:spacing w:line="360" w:lineRule="auto"/>
+        <w:ind w:firstLine="567"/>
+        <w:jc w:val="both"/>
+        <w:rPr>
+          <w:rFonts w:ascii="Times New Roman" w:hAnsi="Times New Roman" w:cs="Times New Roman"/>
+          <w:sz w:val="28"/>
+          <w:szCs w:val="28"/>
+          <w:lang w:val="ru-RU"/>
+        </w:rPr>
+      </w:pPr>
+      <w:r>
+        <w:rPr>
+          <w:rFonts w:ascii="Times New Roman" w:hAnsi="Times New Roman" w:cs="Times New Roman"/>
+          <w:sz w:val="28"/>
+          <w:szCs w:val="28"/>
+          <w:lang w:val="ru-RU"/>
+        </w:rPr>
+        <w:t xml:space="preserve">Система должна автоматически симулировать течение времени и изменение погодных условий, влияющих на параметры среды. </w:t>
+      </w:r>
+    </w:p>
+    <w:p>
+      <w:pPr>
+        <w:spacing w:line="360" w:lineRule="auto"/>
+        <w:ind w:firstLine="567"/>
+        <w:jc w:val="both"/>
+        <w:rPr>
+          <w:rFonts w:ascii="Times New Roman" w:hAnsi="Times New Roman" w:cs="Times New Roman"/>
+          <w:sz w:val="28"/>
+          <w:szCs w:val="28"/>
+          <w:lang w:val="ru-RU"/>
+        </w:rPr>
+      </w:pPr>
+      <w:r>
+        <w:rPr>
+          <w:rFonts w:ascii="Times New Roman" w:hAnsi="Times New Roman" w:cs="Times New Roman"/>
+          <w:sz w:val="28"/>
+          <w:szCs w:val="28"/>
+          <w:lang w:val="ru-RU"/>
+        </w:rPr>
+        <w:lastRenderedPageBreak/>
+        <w:t xml:space="preserve">Должна быть реализована экономическая модель с игровой валютой, позволяющая покупать семена и расходные материалы в магазине, а также получать доход от продажи выращенного урожая. </w:t>
+      </w:r>
+    </w:p>
+    <w:p>
+      <w:pPr>
+        <w:spacing w:line="360" w:lineRule="auto"/>
+        <w:ind w:firstLine="567"/>
+        <w:jc w:val="both"/>
+        <w:rPr>
+          <w:rFonts w:ascii="Times New Roman" w:hAnsi="Times New Roman" w:cs="Times New Roman"/>
+          <w:sz w:val="28"/>
+          <w:szCs w:val="28"/>
+          <w:lang w:val="ru-RU"/>
+        </w:rPr>
+      </w:pPr>
+      <w:r>
+        <w:rPr>
+          <w:rFonts w:ascii="Times New Roman" w:hAnsi="Times New Roman" w:cs="Times New Roman"/>
+          <w:sz w:val="28"/>
+          <w:szCs w:val="28"/>
+          <w:lang w:val="ru-RU"/>
+        </w:rPr>
+        <w:t xml:space="preserve">Приложение должно вести учет инвентаря пользователя и отображать подробную информацию о состоянии каждого растения. </w:t>
+      </w:r>
+    </w:p>
+    <w:p>
+      <w:pPr>
+        <w:spacing w:line="360" w:lineRule="auto"/>
+        <w:ind w:firstLine="567"/>
+        <w:jc w:val="both"/>
+        <w:rPr>
+          <w:rFonts w:ascii="Times New Roman" w:hAnsi="Times New Roman" w:cs="Times New Roman"/>
+          <w:sz w:val="28"/>
+          <w:szCs w:val="28"/>
+          <w:lang w:val="ru-RU"/>
+        </w:rPr>
+      </w:pPr>
+      <w:r>
+        <w:rPr>
+          <w:rFonts w:ascii="Times New Roman" w:hAnsi="Times New Roman" w:cs="Times New Roman"/>
+          <w:sz w:val="28"/>
+          <w:szCs w:val="28"/>
+          <w:lang w:val="ru-RU"/>
+        </w:rPr>
+        <w:t>Необходимо реализовать систему сохранения прогресса с возможностью загрузки ранее сохраненных игр из списка. Также должна присутствовать таблица рекордов, автоматически пополняемая при завершении игры.</w:t>
+      </w:r>
+    </w:p>
+    <w:p>
+      <w:pPr>
+        <w:spacing w:line="360" w:lineRule="auto"/>
+        <w:ind w:firstLine="567"/>
+        <w:jc w:val="both"/>
+        <w:rPr>
+          <w:rFonts w:ascii="Times New Roman" w:hAnsi="Times New Roman" w:cs="Times New Roman"/>
+          <w:sz w:val="28"/>
+          <w:szCs w:val="28"/>
+          <w:lang w:val="ru-RU"/>
+        </w:rPr>
+      </w:pPr>
       <w:r>
         <w:rPr>
           <w:rFonts w:ascii="Times New Roman" w:hAnsi="Times New Roman" w:cs="Times New Roman"/>
@@ -247,10 +766,153 @@
           <w:bCs/>
           <w:sz w:val="28"/>
           <w:szCs w:val="28"/>
-        </w:rPr>
-        <w:t>Задачи</w:t>
+          <w:lang w:val="ru-RU"/>
+        </w:rPr>
+        <w:t>Нефункциональные требования</w:t>
+      </w:r>
+    </w:p>
+    <w:p>
+      <w:pPr>
+        <w:spacing w:line="360" w:lineRule="auto"/>
+        <w:ind w:firstLine="567"/>
+        <w:jc w:val="both"/>
+        <w:rPr>
+          <w:rFonts w:ascii="Times New Roman" w:hAnsi="Times New Roman" w:cs="Times New Roman"/>
+          <w:sz w:val="28"/>
+          <w:szCs w:val="28"/>
+          <w:lang w:val="ru-RU"/>
+        </w:rPr>
+      </w:pPr>
+      <w:r>
+        <w:rPr>
+          <w:rFonts w:ascii="Times New Roman" w:hAnsi="Times New Roman" w:cs="Times New Roman"/>
+          <w:sz w:val="28"/>
+          <w:szCs w:val="28"/>
+          <w:lang w:val="ru-RU"/>
+        </w:rPr>
+        <w:t xml:space="preserve">Процессы роста растений и изменения погоды должны выполняться в фоновых потоках, не блокируя взаимодействие пользователя с интерфейсом. </w:t>
+      </w:r>
+    </w:p>
+    <w:p>
+      <w:pPr>
+        <w:spacing w:line="360" w:lineRule="auto"/>
+        <w:ind w:firstLine="567"/>
+        <w:jc w:val="both"/>
+        <w:rPr>
+          <w:rFonts w:ascii="Times New Roman" w:hAnsi="Times New Roman" w:cs="Times New Roman"/>
+          <w:sz w:val="28"/>
+          <w:szCs w:val="28"/>
+          <w:lang w:val="ru-RU"/>
+        </w:rPr>
+      </w:pPr>
+      <w:r>
+        <w:rPr>
+          <w:rFonts w:ascii="Times New Roman" w:hAnsi="Times New Roman" w:cs="Times New Roman"/>
+          <w:sz w:val="28"/>
+          <w:szCs w:val="28"/>
+          <w:lang w:val="ru-RU"/>
+        </w:rPr>
+        <w:t xml:space="preserve">Приложение должно корректно обрабатывать ошибочные ситуации, такие как недостаток средств при покупке или отсутствие предметов в инвентаре. </w:t>
+      </w:r>
+    </w:p>
+    <w:p>
+      <w:pPr>
+        <w:spacing w:line="360" w:lineRule="auto"/>
+        <w:ind w:firstLine="567"/>
+        <w:jc w:val="both"/>
+        <w:rPr>
+          <w:rFonts w:ascii="Times New Roman" w:hAnsi="Times New Roman" w:cs="Times New Roman"/>
+          <w:sz w:val="28"/>
+          <w:szCs w:val="28"/>
+          <w:lang w:val="ru-RU"/>
+        </w:rPr>
+      </w:pPr>
+      <w:r>
+        <w:rPr>
+          <w:rFonts w:ascii="Times New Roman" w:hAnsi="Times New Roman" w:cs="Times New Roman"/>
+          <w:sz w:val="28"/>
+          <w:szCs w:val="28"/>
+          <w:lang w:val="ru-RU"/>
+        </w:rPr>
+        <w:t xml:space="preserve">Архитектура программы должна допускать добавление новых видов растений без изменения основной логики. </w:t>
+      </w:r>
+    </w:p>
+    <w:p>
+      <w:pPr>
+        <w:spacing w:line="360" w:lineRule="auto"/>
+        <w:ind w:firstLine="567"/>
+        <w:jc w:val="both"/>
+        <w:rPr>
+          <w:rFonts w:ascii="Times New Roman" w:hAnsi="Times New Roman" w:cs="Times New Roman"/>
+          <w:sz w:val="28"/>
+          <w:szCs w:val="28"/>
+          <w:lang w:val="ru-RU"/>
+        </w:rPr>
+      </w:pPr>
+      <w:r>
+        <w:rPr>
+          <w:rFonts w:ascii="Times New Roman" w:hAnsi="Times New Roman" w:cs="Times New Roman"/>
+          <w:sz w:val="28"/>
+          <w:szCs w:val="28"/>
+          <w:lang w:val="ru-RU"/>
+        </w:rPr>
+        <w:t xml:space="preserve">Интерфейс должен быть интуитивно понятным, с группировкой функций по вкладкам и отображением всех значимых событий в отдельном логе. </w:t>
+      </w:r>
+    </w:p>
+    <w:p>
+      <w:pPr>
+        <w:spacing w:line="360" w:lineRule="auto"/>
+        <w:ind w:firstLine="567"/>
+        <w:jc w:val="both"/>
+        <w:rPr>
+          <w:rFonts w:ascii="Times New Roman" w:hAnsi="Times New Roman" w:cs="Times New Roman"/>
+          <w:sz w:val="28"/>
+          <w:szCs w:val="28"/>
+          <w:lang w:val="ru-RU"/>
+        </w:rPr>
+      </w:pPr>
+      <w:r>
+        <w:rPr>
+          <w:rFonts w:ascii="Times New Roman" w:hAnsi="Times New Roman" w:cs="Times New Roman"/>
+          <w:sz w:val="28"/>
+          <w:szCs w:val="28"/>
+          <w:lang w:val="ru-RU"/>
+        </w:rPr>
+        <w:t xml:space="preserve">Программа должна работать на всех операционных системах, поддерживающих </w:t>
+      </w:r>
+      <w:proofErr w:type="spellStart"/>
+      <w:r>
+        <w:rPr>
+          <w:rFonts w:ascii="Times New Roman" w:hAnsi="Times New Roman" w:cs="Times New Roman"/>
+          <w:sz w:val="28"/>
+          <w:szCs w:val="28"/>
+          <w:lang w:val="ru-RU"/>
+        </w:rPr>
+        <w:t>Java</w:t>
       </w:r>
       <w:proofErr w:type="spellEnd"/>
+      <w:r>
+        <w:rPr>
+          <w:rFonts w:ascii="Times New Roman" w:hAnsi="Times New Roman" w:cs="Times New Roman"/>
+          <w:sz w:val="28"/>
+          <w:szCs w:val="28"/>
+          <w:lang w:val="ru-RU"/>
+        </w:rPr>
+        <w:t>, и обеспечивать надежное завершение всех фоновых процессов при выходе.</w:t>
+      </w:r>
+    </w:p>
+    <w:p>
+      <w:pPr>
+        <w:spacing w:line="360" w:lineRule="auto"/>
+        <w:ind w:firstLine="567"/>
+        <w:jc w:val="both"/>
+        <w:rPr>
+          <w:rFonts w:ascii="Times New Roman" w:hAnsi="Times New Roman" w:cs="Times New Roman"/>
+          <w:sz w:val="28"/>
+          <w:szCs w:val="28"/>
+          <w:lang w:val="ru-RU"/>
+        </w:rPr>
+      </w:pPr>
       <w:r>
         <w:rPr>
           <w:rFonts w:ascii="Times New Roman" w:hAnsi="Times New Roman" w:cs="Times New Roman"/>
@@ -260,20 +922,13 @@
           <w:szCs w:val="28"/>
           <w:lang w:val="ru-RU"/>
         </w:rPr>
-        <w:t>:</w:t>
+        <w:t>Описание технологий и аргументация выбора</w:t>
       </w:r>
     </w:p>
     <w:p>
       <w:pPr>
-        <w:numPr>
-          <w:ilvl w:val="0"/>
-          <w:numId w:val="1"/>
-        </w:numPr>
-        <w:tabs>
-          <w:tab w:val="clear" w:pos="420"/>
-          <w:tab w:val="left" w:pos="851"/>
-        </w:tabs>
-        <w:ind w:left="0" w:firstLineChars="214" w:firstLine="599"/>
+        <w:spacing w:line="360" w:lineRule="auto"/>
+        <w:ind w:firstLine="567"/>
         <w:jc w:val="both"/>
         <w:rPr>
           <w:rFonts w:ascii="Times New Roman" w:hAnsi="Times New Roman" w:cs="Times New Roman"/>
@@ -289,20 +944,43 @@
           <w:szCs w:val="28"/>
           <w:lang w:val="ru-RU"/>
         </w:rPr>
-        <w:t>Спроектировать архитектуру сущностей: игрок, растение, теплица.</w:t>
+        <w:t xml:space="preserve">Для реализации проекта выбран язык программирования </w:t>
+      </w:r>
+      <w:proofErr w:type="spellStart"/>
+      <w:r>
+        <w:rPr>
+          <w:rFonts w:ascii="Times New Roman" w:hAnsi="Times New Roman" w:cs="Times New Roman"/>
+          <w:sz w:val="28"/>
+          <w:szCs w:val="28"/>
+          <w:lang w:val="ru-RU"/>
+        </w:rPr>
+        <w:t>Java</w:t>
+      </w:r>
+      <w:proofErr w:type="spellEnd"/>
+      <w:r>
+        <w:rPr>
+          <w:rFonts w:ascii="Times New Roman" w:hAnsi="Times New Roman" w:cs="Times New Roman"/>
+          <w:sz w:val="28"/>
+          <w:szCs w:val="28"/>
+          <w:lang w:val="ru-RU"/>
+        </w:rPr>
+        <w:t xml:space="preserve">, что обусловлено его строгой типизацией, обеспечивающей надежность кода, и мощным инструментарием для работы с </w:t>
+      </w:r>
+      <w:r>
+        <w:rPr>
+          <w:rFonts w:ascii="Times New Roman" w:hAnsi="Times New Roman" w:cs="Times New Roman"/>
+          <w:sz w:val="28"/>
+          <w:szCs w:val="28"/>
+          <w:lang w:val="ru-RU"/>
+        </w:rPr>
+        <w:lastRenderedPageBreak/>
+        <w:t xml:space="preserve">потоками, необходимым для одновременного обсчета роста десятков растений и параллельного изменения погоды. </w:t>
       </w:r>
     </w:p>
     <w:p>
       <w:pPr>
-        <w:numPr>
-          <w:ilvl w:val="0"/>
-          <w:numId w:val="1"/>
-        </w:numPr>
-        <w:tabs>
-          <w:tab w:val="clear" w:pos="420"/>
-          <w:tab w:val="left" w:pos="851"/>
-        </w:tabs>
-        <w:ind w:left="0" w:firstLineChars="214" w:firstLine="599"/>
+        <w:spacing w:line="360" w:lineRule="auto"/>
+        <w:ind w:firstLine="567"/>
         <w:jc w:val="both"/>
         <w:rPr>
           <w:rFonts w:ascii="Times New Roman" w:hAnsi="Times New Roman" w:cs="Times New Roman"/>
@@ -318,7 +996,7 @@
           <w:szCs w:val="28"/>
           <w:lang w:val="ru-RU"/>
         </w:rPr>
-        <w:t xml:space="preserve">Реализовать движок симуляции времени и роста через </w:t>
+        <w:t xml:space="preserve">В качестве базы данных используется </w:t>
       </w:r>
       <w:proofErr w:type="spellStart"/>
       <w:r>
@@ -328,7 +1006,7 @@
           <w:szCs w:val="28"/>
           <w:lang w:val="ru-RU"/>
         </w:rPr>
-        <w:t>многопоточность</w:t>
+        <w:t>SQLite</w:t>
       </w:r>
       <w:proofErr w:type="spellEnd"/>
       <w:r>
@@ -338,20 +1016,33 @@
           <w:szCs w:val="28"/>
           <w:lang w:val="ru-RU"/>
         </w:rPr>
-        <w:t>.</w:t>
+        <w:t xml:space="preserve"> — легковесная встраиваемая СУБД, не требующая установки отдельного сервера и идеально подходящая для локальных приложений благодаря хранению всей информации в одном файле. Доступ к данным осуществляется через стандартный механизм JDBC, который является надежным и проверенным протоколом взаимодействия с реляционными базами данных в </w:t>
+      </w:r>
+      <w:proofErr w:type="spellStart"/>
+      <w:r>
+        <w:rPr>
+          <w:rFonts w:ascii="Times New Roman" w:hAnsi="Times New Roman" w:cs="Times New Roman"/>
+          <w:sz w:val="28"/>
+          <w:szCs w:val="28"/>
+          <w:lang w:val="ru-RU"/>
+        </w:rPr>
+        <w:t>Java</w:t>
+      </w:r>
+      <w:proofErr w:type="spellEnd"/>
+      <w:r>
+        <w:rPr>
+          <w:rFonts w:ascii="Times New Roman" w:hAnsi="Times New Roman" w:cs="Times New Roman"/>
+          <w:sz w:val="28"/>
+          <w:szCs w:val="28"/>
+          <w:lang w:val="ru-RU"/>
+        </w:rPr>
+        <w:t xml:space="preserve">. </w:t>
       </w:r>
     </w:p>
     <w:p>
       <w:pPr>
-        <w:numPr>
-          <w:ilvl w:val="0"/>
-          <w:numId w:val="1"/>
-        </w:numPr>
-        <w:tabs>
-          <w:tab w:val="clear" w:pos="420"/>
-          <w:tab w:val="left" w:pos="851"/>
-        </w:tabs>
-        <w:ind w:left="0" w:firstLineChars="214" w:firstLine="599"/>
+        <w:spacing w:line="360" w:lineRule="auto"/>
+        <w:ind w:firstLine="567"/>
         <w:jc w:val="both"/>
         <w:rPr>
           <w:rFonts w:ascii="Times New Roman" w:hAnsi="Times New Roman" w:cs="Times New Roman"/>
@@ -367,70 +1058,143 @@
           <w:szCs w:val="28"/>
           <w:lang w:val="ru-RU"/>
         </w:rPr>
-        <w:t>Разработать систему динамического изменения погодных условий, влияющих на параметры среды.</w:t>
+        <w:t xml:space="preserve">Графический интерфейс реализован на библиотеке </w:t>
+      </w:r>
+      <w:proofErr w:type="spellStart"/>
+      <w:r>
+        <w:rPr>
+          <w:rFonts w:ascii="Times New Roman" w:hAnsi="Times New Roman" w:cs="Times New Roman"/>
+          <w:sz w:val="28"/>
+          <w:szCs w:val="28"/>
+          <w:lang w:val="ru-RU"/>
+        </w:rPr>
+        <w:t>Swing</w:t>
+      </w:r>
+      <w:proofErr w:type="spellEnd"/>
+      <w:r>
+        <w:rPr>
+          <w:rFonts w:ascii="Times New Roman" w:hAnsi="Times New Roman" w:cs="Times New Roman"/>
+          <w:sz w:val="28"/>
+          <w:szCs w:val="28"/>
+          <w:lang w:val="ru-RU"/>
+        </w:rPr>
+        <w:t xml:space="preserve">, входящей в стандартную поставку JDK, что обеспечивает кроссплатформенность и не требует установки дополнительных зависимостей. </w:t>
       </w:r>
     </w:p>
     <w:p>
       <w:pPr>
-        <w:numPr>
-          <w:ilvl w:val="0"/>
-          <w:numId w:val="1"/>
-        </w:numPr>
-        <w:tabs>
-          <w:tab w:val="clear" w:pos="420"/>
-          <w:tab w:val="left" w:pos="851"/>
-        </w:tabs>
-        <w:ind w:left="0" w:firstLineChars="214" w:firstLine="599"/>
+        <w:spacing w:line="360" w:lineRule="auto"/>
+        <w:ind w:firstLine="567"/>
         <w:jc w:val="both"/>
         <w:rPr>
           <w:rFonts w:ascii="Times New Roman" w:hAnsi="Times New Roman" w:cs="Times New Roman"/>
-          <w:sz w:val="28"/>
-          <w:szCs w:val="28"/>
-          <w:lang w:val="ru-RU"/>
-        </w:rPr>
-      </w:pPr>
-      <w:r>
-        <w:rPr>
-          <w:rFonts w:ascii="Times New Roman" w:hAnsi="Times New Roman" w:cs="Times New Roman"/>
-          <w:sz w:val="28"/>
-          <w:szCs w:val="28"/>
-          <w:lang w:val="ru-RU"/>
-        </w:rPr>
-        <w:t>Обеспечить сохранение статистики в локальную базу данных.</w:t>
+          <w:b/>
+          <w:bCs/>
+          <w:sz w:val="28"/>
+          <w:szCs w:val="28"/>
+          <w:lang w:val="ru-RU"/>
+        </w:rPr>
+      </w:pPr>
+      <w:r>
+        <w:rPr>
+          <w:rFonts w:ascii="Times New Roman" w:hAnsi="Times New Roman" w:cs="Times New Roman"/>
+          <w:sz w:val="28"/>
+          <w:szCs w:val="28"/>
+          <w:lang w:val="ru-RU"/>
+        </w:rPr>
+        <w:t xml:space="preserve">Разработка ведется в среде </w:t>
+      </w:r>
+      <w:proofErr w:type="spellStart"/>
+      <w:r>
+        <w:rPr>
+          <w:rFonts w:ascii="Times New Roman" w:hAnsi="Times New Roman" w:cs="Times New Roman"/>
+          <w:sz w:val="28"/>
+          <w:szCs w:val="28"/>
+          <w:lang w:val="ru-RU"/>
+        </w:rPr>
+        <w:t>Apache</w:t>
+      </w:r>
+      <w:proofErr w:type="spellEnd"/>
+      <w:r>
+        <w:rPr>
+          <w:rFonts w:ascii="Times New Roman" w:hAnsi="Times New Roman" w:cs="Times New Roman"/>
+          <w:sz w:val="28"/>
+          <w:szCs w:val="28"/>
+          <w:lang w:val="ru-RU"/>
+        </w:rPr>
+        <w:t xml:space="preserve"> </w:t>
+      </w:r>
+      <w:proofErr w:type="spellStart"/>
+      <w:r>
+        <w:rPr>
+          <w:rFonts w:ascii="Times New Roman" w:hAnsi="Times New Roman" w:cs="Times New Roman"/>
+          <w:sz w:val="28"/>
+          <w:szCs w:val="28"/>
+          <w:lang w:val="ru-RU"/>
+        </w:rPr>
+        <w:t>NetBeans</w:t>
+      </w:r>
+      <w:proofErr w:type="spellEnd"/>
+      <w:r>
+        <w:rPr>
+          <w:rFonts w:ascii="Times New Roman" w:hAnsi="Times New Roman" w:cs="Times New Roman"/>
+          <w:sz w:val="28"/>
+          <w:szCs w:val="28"/>
+          <w:lang w:val="ru-RU"/>
+        </w:rPr>
+        <w:t xml:space="preserve">, которая предоставляет удобный визуальный редактор для </w:t>
+      </w:r>
+      <w:proofErr w:type="spellStart"/>
+      <w:r>
+        <w:rPr>
+          <w:rFonts w:ascii="Times New Roman" w:hAnsi="Times New Roman" w:cs="Times New Roman"/>
+          <w:sz w:val="28"/>
+          <w:szCs w:val="28"/>
+          <w:lang w:val="ru-RU"/>
+        </w:rPr>
+        <w:t>Swing</w:t>
+      </w:r>
+      <w:proofErr w:type="spellEnd"/>
+      <w:r>
+        <w:rPr>
+          <w:rFonts w:ascii="Times New Roman" w:hAnsi="Times New Roman" w:cs="Times New Roman"/>
+          <w:sz w:val="28"/>
+          <w:szCs w:val="28"/>
+          <w:lang w:val="ru-RU"/>
+        </w:rPr>
+        <w:t>-приложений, упрощающий создание интерфейса, и мощные средства отладки многопоточного кода.</w:t>
       </w:r>
     </w:p>
     <w:p>
       <w:pPr>
-        <w:numPr>
-          <w:ilvl w:val="0"/>
-          <w:numId w:val="1"/>
-        </w:numPr>
-        <w:tabs>
-          <w:tab w:val="clear" w:pos="420"/>
-          <w:tab w:val="left" w:pos="851"/>
-        </w:tabs>
-        <w:ind w:left="0" w:firstLineChars="214" w:firstLine="599"/>
+        <w:spacing w:line="360" w:lineRule="auto"/>
+        <w:ind w:firstLine="567"/>
         <w:jc w:val="both"/>
         <w:rPr>
           <w:rFonts w:ascii="Times New Roman" w:hAnsi="Times New Roman" w:cs="Times New Roman"/>
-          <w:sz w:val="28"/>
-          <w:szCs w:val="28"/>
-          <w:lang w:val="ru-RU"/>
-        </w:rPr>
-      </w:pPr>
-      <w:r>
-        <w:rPr>
-          <w:rFonts w:ascii="Times New Roman" w:hAnsi="Times New Roman" w:cs="Times New Roman"/>
-          <w:sz w:val="28"/>
-          <w:szCs w:val="28"/>
-          <w:lang w:val="ru-RU"/>
-        </w:rPr>
-        <w:t>Создать консольный интерфейс для взаимодействия пользователя с системой.</w:t>
+          <w:b/>
+          <w:bCs/>
+          <w:sz w:val="28"/>
+          <w:szCs w:val="28"/>
+          <w:lang w:val="ru-RU"/>
+        </w:rPr>
+      </w:pPr>
+      <w:r>
+        <w:rPr>
+          <w:rFonts w:ascii="Times New Roman" w:hAnsi="Times New Roman" w:cs="Times New Roman"/>
+          <w:b/>
+          <w:bCs/>
+          <w:sz w:val="28"/>
+          <w:szCs w:val="28"/>
+          <w:lang w:val="ru-RU"/>
+        </w:rPr>
+        <w:t>Анализ аналогов (Дополнительное задание)</w:t>
       </w:r>
     </w:p>
     <w:p>
       <w:pPr>
-        <w:ind w:firstLineChars="214" w:firstLine="602"/>
+        <w:spacing w:line="360" w:lineRule="auto"/>
+        <w:ind w:firstLine="567"/>
         <w:jc w:val="both"/>
         <w:rPr>
           <w:rFonts w:ascii="Times New Roman" w:hAnsi="Times New Roman" w:cs="Times New Roman"/>
@@ -442,611 +1206,71 @@
       <w:r>
         <w:rPr>
           <w:rFonts w:ascii="Times New Roman" w:hAnsi="Times New Roman" w:cs="Times New Roman"/>
-          <w:b/>
-          <w:bCs/>
-          <w:sz w:val="28"/>
-          <w:szCs w:val="28"/>
-          <w:lang w:val="ru-RU"/>
-        </w:rPr>
-        <w:t>Функциональные требования</w:t>
+          <w:sz w:val="28"/>
+          <w:szCs w:val="28"/>
+          <w:lang w:val="ru-RU"/>
+        </w:rPr>
+        <w:t>Для анализа были выбраны два популярных представителя жанра симуляторов фермерства. Сравнение проводилось по техническим критериям и глубине проработки игровых механик.</w:t>
       </w:r>
     </w:p>
     <w:p>
       <w:pPr>
-        <w:ind w:firstLineChars="214" w:firstLine="599"/>
-        <w:jc w:val="both"/>
-        <w:rPr>
-          <w:rFonts w:ascii="Times New Roman" w:hAnsi="Times New Roman" w:cs="Times New Roman"/>
-          <w:sz w:val="28"/>
-          <w:szCs w:val="28"/>
-          <w:lang w:val="ru-RU"/>
-        </w:rPr>
-      </w:pPr>
-      <w:r>
-        <w:rPr>
-          <w:rFonts w:ascii="Times New Roman" w:hAnsi="Times New Roman" w:cs="Times New Roman"/>
-          <w:sz w:val="28"/>
-          <w:szCs w:val="28"/>
-          <w:lang w:val="ru-RU"/>
-        </w:rPr>
-        <w:t>Управление растениями: Возможность посадки различных культур (помидор, огурец, перец, салат), их полив, удобрение и сбор урожая по достижении зрелости.</w:t>
-      </w:r>
-    </w:p>
-    <w:p>
-      <w:pPr>
-        <w:ind w:firstLineChars="214" w:firstLine="599"/>
-        <w:jc w:val="both"/>
-        <w:rPr>
-          <w:rFonts w:ascii="Times New Roman" w:hAnsi="Times New Roman" w:cs="Times New Roman"/>
-          <w:sz w:val="28"/>
-          <w:szCs w:val="28"/>
-          <w:lang w:val="ru-RU"/>
-        </w:rPr>
-      </w:pPr>
-      <w:r>
-        <w:rPr>
-          <w:rFonts w:ascii="Times New Roman" w:hAnsi="Times New Roman" w:cs="Times New Roman"/>
-          <w:sz w:val="28"/>
-          <w:szCs w:val="28"/>
-          <w:lang w:val="ru-RU"/>
-        </w:rPr>
-        <w:t>Симуляция среды: Автоматическое изменение температуры и влажности в зависимости от текущей погоды (солнечно, дождь, туман).</w:t>
-      </w:r>
-    </w:p>
-    <w:p>
-      <w:pPr>
-        <w:ind w:firstLineChars="214" w:firstLine="599"/>
-        <w:jc w:val="both"/>
-        <w:rPr>
-          <w:rFonts w:ascii="Times New Roman" w:hAnsi="Times New Roman" w:cs="Times New Roman"/>
-          <w:sz w:val="28"/>
-          <w:szCs w:val="28"/>
-          <w:lang w:val="ru-RU"/>
-        </w:rPr>
-      </w:pPr>
-      <w:r>
-        <w:rPr>
-          <w:rFonts w:ascii="Times New Roman" w:hAnsi="Times New Roman" w:cs="Times New Roman"/>
-          <w:sz w:val="28"/>
-          <w:szCs w:val="28"/>
-          <w:lang w:val="ru-RU"/>
-        </w:rPr>
-        <w:t>Экономическая модель: Начисление игровой валюты за проданный урожай и списание средств за покупку семян/</w:t>
-      </w:r>
-      <w:proofErr w:type="spellStart"/>
-      <w:r>
-        <w:rPr>
-          <w:rFonts w:ascii="Times New Roman" w:hAnsi="Times New Roman" w:cs="Times New Roman"/>
-          <w:sz w:val="28"/>
-          <w:szCs w:val="28"/>
-          <w:lang w:val="ru-RU"/>
-        </w:rPr>
-        <w:t>расходников</w:t>
-      </w:r>
-      <w:proofErr w:type="spellEnd"/>
-      <w:r>
-        <w:rPr>
-          <w:rFonts w:ascii="Times New Roman" w:hAnsi="Times New Roman" w:cs="Times New Roman"/>
-          <w:sz w:val="28"/>
-          <w:szCs w:val="28"/>
-          <w:lang w:val="ru-RU"/>
-        </w:rPr>
-        <w:t>.</w:t>
-      </w:r>
-    </w:p>
-    <w:p>
-      <w:pPr>
-        <w:ind w:firstLineChars="214" w:firstLine="599"/>
-        <w:jc w:val="both"/>
-        <w:rPr>
-          <w:rFonts w:ascii="Times New Roman" w:hAnsi="Times New Roman" w:cs="Times New Roman"/>
-          <w:sz w:val="28"/>
-          <w:szCs w:val="28"/>
-          <w:lang w:val="ru-RU"/>
-        </w:rPr>
-      </w:pPr>
-      <w:r>
-        <w:rPr>
-          <w:rFonts w:ascii="Times New Roman" w:hAnsi="Times New Roman" w:cs="Times New Roman"/>
-          <w:sz w:val="28"/>
-          <w:szCs w:val="28"/>
-          <w:lang w:val="ru-RU"/>
-        </w:rPr>
-        <w:t>Система прогресса: Начисление опыта игроку и отслеживание игровых дней.</w:t>
-      </w:r>
-    </w:p>
-    <w:p>
-      <w:pPr>
-        <w:ind w:firstLineChars="214" w:firstLine="599"/>
-        <w:jc w:val="both"/>
-        <w:rPr>
-          <w:rFonts w:ascii="Times New Roman" w:hAnsi="Times New Roman" w:cs="Times New Roman"/>
-          <w:sz w:val="28"/>
-          <w:szCs w:val="28"/>
-          <w:lang w:val="ru-RU"/>
-        </w:rPr>
-      </w:pPr>
-      <w:r>
-        <w:rPr>
-          <w:rFonts w:ascii="Times New Roman" w:hAnsi="Times New Roman" w:cs="Times New Roman"/>
-          <w:sz w:val="28"/>
-          <w:szCs w:val="28"/>
-          <w:lang w:val="ru-RU"/>
-        </w:rPr>
-        <w:t xml:space="preserve">Хранение данных: Запись имени игрока, его счета и достижений в таблицу рекордов </w:t>
-      </w:r>
-      <w:r>
-        <w:rPr>
-          <w:rFonts w:ascii="Times New Roman" w:hAnsi="Times New Roman" w:cs="Times New Roman"/>
-          <w:sz w:val="28"/>
-          <w:szCs w:val="28"/>
-        </w:rPr>
-        <w:t>SQLite</w:t>
-      </w:r>
-      <w:r>
-        <w:rPr>
-          <w:rFonts w:ascii="Times New Roman" w:hAnsi="Times New Roman" w:cs="Times New Roman"/>
-          <w:sz w:val="28"/>
-          <w:szCs w:val="28"/>
-          <w:lang w:val="ru-RU"/>
-        </w:rPr>
-        <w:t>.</w:t>
-      </w:r>
-    </w:p>
-    <w:p>
-      <w:pPr>
-        <w:ind w:firstLineChars="214" w:firstLine="602"/>
-        <w:jc w:val="both"/>
-        <w:rPr>
-          <w:rFonts w:ascii="Times New Roman" w:hAnsi="Times New Roman" w:cs="Times New Roman"/>
-          <w:sz w:val="28"/>
-          <w:szCs w:val="28"/>
-          <w:lang w:val="ru-RU"/>
-        </w:rPr>
-      </w:pPr>
-      <w:r>
-        <w:rPr>
-          <w:rFonts w:ascii="Times New Roman" w:hAnsi="Times New Roman" w:cs="Times New Roman"/>
-          <w:b/>
-          <w:bCs/>
-          <w:sz w:val="28"/>
-          <w:szCs w:val="28"/>
-          <w:lang w:val="ru-RU"/>
-        </w:rPr>
-        <w:t>Нефункциональные требования</w:t>
-      </w:r>
-    </w:p>
-    <w:p>
-      <w:pPr>
-        <w:ind w:firstLineChars="214" w:firstLine="599"/>
-        <w:jc w:val="both"/>
-        <w:rPr>
-          <w:rFonts w:ascii="Times New Roman" w:hAnsi="Times New Roman" w:cs="Times New Roman"/>
-          <w:sz w:val="28"/>
-          <w:szCs w:val="28"/>
-          <w:lang w:val="ru-RU"/>
-        </w:rPr>
-      </w:pPr>
-      <w:r>
-        <w:rPr>
-          <w:rFonts w:ascii="Times New Roman" w:hAnsi="Times New Roman" w:cs="Times New Roman"/>
-          <w:sz w:val="28"/>
-          <w:szCs w:val="28"/>
-          <w:lang w:val="ru-RU"/>
-        </w:rPr>
-        <w:t>Параллелизм: Процессы роста растений и изменения погоды должны работать в фоновом режиме, не блокируя основной поток ввода пользователя.</w:t>
-      </w:r>
-    </w:p>
-    <w:p>
-      <w:pPr>
-        <w:ind w:firstLineChars="214" w:firstLine="599"/>
-        <w:jc w:val="both"/>
-        <w:rPr>
-          <w:rFonts w:ascii="Times New Roman" w:hAnsi="Times New Roman" w:cs="Times New Roman"/>
-          <w:sz w:val="28"/>
-          <w:szCs w:val="28"/>
-          <w:lang w:val="ru-RU"/>
-        </w:rPr>
-      </w:pPr>
-      <w:r>
-        <w:rPr>
-          <w:rFonts w:ascii="Times New Roman" w:hAnsi="Times New Roman" w:cs="Times New Roman"/>
-          <w:sz w:val="28"/>
-          <w:szCs w:val="28"/>
-          <w:lang w:val="ru-RU"/>
-        </w:rPr>
-        <w:t>Надежность: Приложение должно корректно обрабатывать ошибки подключения к БД и ошибки ввода (некорректные команды).</w:t>
-      </w:r>
-    </w:p>
-    <w:p>
-      <w:pPr>
-        <w:ind w:firstLineChars="214" w:firstLine="599"/>
-        <w:jc w:val="both"/>
-        <w:rPr>
-          <w:rFonts w:ascii="Times New Roman" w:hAnsi="Times New Roman" w:cs="Times New Roman"/>
-          <w:sz w:val="28"/>
-          <w:szCs w:val="28"/>
-          <w:lang w:val="ru-RU"/>
-        </w:rPr>
-      </w:pPr>
-      <w:r>
-        <w:rPr>
-          <w:rFonts w:ascii="Times New Roman" w:hAnsi="Times New Roman" w:cs="Times New Roman"/>
-          <w:sz w:val="28"/>
-          <w:szCs w:val="28"/>
-          <w:lang w:val="ru-RU"/>
-        </w:rPr>
-        <w:t>Масштабируемость: Архитектура должна позволять легко добавлять новые виды растений без изменения логики движка.</w:t>
-      </w:r>
-    </w:p>
-    <w:p>
-      <w:pPr>
-        <w:ind w:firstLineChars="214" w:firstLine="599"/>
-        <w:jc w:val="both"/>
-        <w:rPr>
-          <w:rFonts w:ascii="Times New Roman" w:hAnsi="Times New Roman" w:cs="Times New Roman"/>
-          <w:sz w:val="28"/>
-          <w:szCs w:val="28"/>
-          <w:lang w:val="ru-RU"/>
-        </w:rPr>
-      </w:pPr>
-    </w:p>
-    <w:p>
-      <w:pPr>
-        <w:ind w:firstLineChars="214" w:firstLine="602"/>
-        <w:jc w:val="both"/>
-        <w:rPr>
-          <w:rFonts w:ascii="Times New Roman" w:hAnsi="Times New Roman" w:cs="Times New Roman"/>
-          <w:sz w:val="28"/>
-          <w:szCs w:val="28"/>
-          <w:lang w:val="ru-RU"/>
-        </w:rPr>
-      </w:pPr>
-      <w:r>
-        <w:rPr>
-          <w:rFonts w:ascii="Times New Roman" w:hAnsi="Times New Roman" w:cs="Times New Roman"/>
-          <w:b/>
-          <w:bCs/>
-          <w:sz w:val="28"/>
-          <w:szCs w:val="28"/>
-          <w:lang w:val="ru-RU"/>
-        </w:rPr>
-        <w:lastRenderedPageBreak/>
-        <w:t>Описание технологий и аргументация выбора</w:t>
-      </w:r>
-    </w:p>
-    <w:p>
-      <w:pPr>
-        <w:ind w:firstLineChars="214" w:firstLine="599"/>
-        <w:jc w:val="both"/>
-        <w:rPr>
-          <w:rFonts w:ascii="Times New Roman" w:hAnsi="Times New Roman" w:cs="Times New Roman"/>
-          <w:sz w:val="28"/>
-          <w:szCs w:val="28"/>
-          <w:lang w:val="ru-RU"/>
-        </w:rPr>
-      </w:pPr>
-      <w:r>
-        <w:rPr>
-          <w:rFonts w:ascii="Times New Roman" w:hAnsi="Times New Roman" w:cs="Times New Roman"/>
-          <w:sz w:val="28"/>
-          <w:szCs w:val="28"/>
-          <w:lang w:val="ru-RU"/>
-        </w:rPr>
-        <w:t xml:space="preserve">Язык программирования: </w:t>
-      </w:r>
-      <w:r>
-        <w:rPr>
-          <w:rFonts w:ascii="Times New Roman" w:hAnsi="Times New Roman" w:cs="Times New Roman"/>
-          <w:sz w:val="28"/>
-          <w:szCs w:val="28"/>
-        </w:rPr>
-        <w:t>Java</w:t>
-      </w:r>
-      <w:r>
-        <w:rPr>
-          <w:rFonts w:ascii="Times New Roman" w:hAnsi="Times New Roman" w:cs="Times New Roman"/>
-          <w:sz w:val="28"/>
-          <w:szCs w:val="28"/>
-          <w:lang w:val="ru-RU"/>
-        </w:rPr>
-        <w:t xml:space="preserve"> (</w:t>
-      </w:r>
-      <w:r>
-        <w:rPr>
-          <w:rFonts w:ascii="Times New Roman" w:hAnsi="Times New Roman" w:cs="Times New Roman"/>
-          <w:sz w:val="28"/>
-          <w:szCs w:val="28"/>
-        </w:rPr>
-        <w:t>JDK</w:t>
-      </w:r>
-      <w:r>
-        <w:rPr>
-          <w:rFonts w:ascii="Times New Roman" w:hAnsi="Times New Roman" w:cs="Times New Roman"/>
-          <w:sz w:val="28"/>
-          <w:szCs w:val="28"/>
-          <w:lang w:val="ru-RU"/>
-        </w:rPr>
-        <w:t xml:space="preserve"> 24). Выбор обусловлен строгой типизацией и мощным инструментарием для работы с потоками (классы </w:t>
-      </w:r>
-      <w:r>
-        <w:rPr>
-          <w:rFonts w:ascii="Times New Roman" w:hAnsi="Times New Roman" w:cs="Times New Roman"/>
-          <w:sz w:val="28"/>
-          <w:szCs w:val="28"/>
-        </w:rPr>
-        <w:t>Thread</w:t>
-      </w:r>
-      <w:r>
-        <w:rPr>
-          <w:rFonts w:ascii="Times New Roman" w:hAnsi="Times New Roman" w:cs="Times New Roman"/>
-          <w:sz w:val="28"/>
-          <w:szCs w:val="28"/>
-          <w:lang w:val="ru-RU"/>
-        </w:rPr>
-        <w:t>), что необходимо для одновременного обсчета роста десятков растений.</w:t>
-      </w:r>
-    </w:p>
-    <w:p>
-      <w:pPr>
-        <w:ind w:firstLineChars="214" w:firstLine="599"/>
-        <w:jc w:val="both"/>
-        <w:rPr>
-          <w:rFonts w:ascii="Times New Roman" w:hAnsi="Times New Roman" w:cs="Times New Roman"/>
-          <w:sz w:val="28"/>
-          <w:szCs w:val="28"/>
-          <w:lang w:val="ru-RU"/>
-        </w:rPr>
-      </w:pPr>
-      <w:r>
-        <w:rPr>
-          <w:rFonts w:ascii="Times New Roman" w:hAnsi="Times New Roman" w:cs="Times New Roman"/>
-          <w:sz w:val="28"/>
-          <w:szCs w:val="28"/>
-          <w:lang w:val="ru-RU"/>
-        </w:rPr>
-        <w:t xml:space="preserve">База данных: </w:t>
-      </w:r>
-      <w:r>
-        <w:rPr>
-          <w:rFonts w:ascii="Times New Roman" w:hAnsi="Times New Roman" w:cs="Times New Roman"/>
-          <w:sz w:val="28"/>
-          <w:szCs w:val="28"/>
-        </w:rPr>
-        <w:t>SQLite</w:t>
-      </w:r>
-      <w:r>
-        <w:rPr>
-          <w:rFonts w:ascii="Times New Roman" w:hAnsi="Times New Roman" w:cs="Times New Roman"/>
-          <w:sz w:val="28"/>
-          <w:szCs w:val="28"/>
-          <w:lang w:val="ru-RU"/>
-        </w:rPr>
-        <w:t>. Это легковесная СУБД, не требующая установки отдельного сервера. Идеально подходит для локальных приложений и хранения игровых сохранений в одном файле.</w:t>
-      </w:r>
-    </w:p>
-    <w:p>
-      <w:pPr>
-        <w:ind w:firstLineChars="214" w:firstLine="599"/>
-        <w:jc w:val="both"/>
-        <w:rPr>
-          <w:rFonts w:ascii="Times New Roman" w:hAnsi="Times New Roman" w:cs="Times New Roman"/>
-          <w:sz w:val="28"/>
-          <w:szCs w:val="28"/>
-          <w:lang w:val="ru-RU"/>
-        </w:rPr>
-      </w:pPr>
-      <w:r>
-        <w:rPr>
-          <w:rFonts w:ascii="Times New Roman" w:hAnsi="Times New Roman" w:cs="Times New Roman"/>
-          <w:sz w:val="28"/>
-          <w:szCs w:val="28"/>
-          <w:lang w:val="ru-RU"/>
-        </w:rPr>
-        <w:t xml:space="preserve">Технология доступа к данным: </w:t>
-      </w:r>
-      <w:r>
-        <w:rPr>
-          <w:rFonts w:ascii="Times New Roman" w:hAnsi="Times New Roman" w:cs="Times New Roman"/>
-          <w:sz w:val="28"/>
-          <w:szCs w:val="28"/>
-        </w:rPr>
-        <w:t>JDBC</w:t>
-      </w:r>
-      <w:r>
-        <w:rPr>
-          <w:rFonts w:ascii="Times New Roman" w:hAnsi="Times New Roman" w:cs="Times New Roman"/>
-          <w:sz w:val="28"/>
-          <w:szCs w:val="28"/>
-          <w:lang w:val="ru-RU"/>
-        </w:rPr>
-        <w:t xml:space="preserve">. Стандартный и надежный протокол в </w:t>
-      </w:r>
-      <w:r>
-        <w:rPr>
-          <w:rFonts w:ascii="Times New Roman" w:hAnsi="Times New Roman" w:cs="Times New Roman"/>
-          <w:sz w:val="28"/>
-          <w:szCs w:val="28"/>
-        </w:rPr>
-        <w:t>Java</w:t>
-      </w:r>
-      <w:r>
-        <w:rPr>
-          <w:rFonts w:ascii="Times New Roman" w:hAnsi="Times New Roman" w:cs="Times New Roman"/>
-          <w:sz w:val="28"/>
-          <w:szCs w:val="28"/>
-          <w:lang w:val="ru-RU"/>
-        </w:rPr>
-        <w:t xml:space="preserve"> для взаимодействия с реляционными базами данных.</w:t>
-      </w:r>
-    </w:p>
-    <w:p>
-      <w:pPr>
-        <w:ind w:firstLineChars="214" w:firstLine="599"/>
-        <w:jc w:val="both"/>
-        <w:rPr>
-          <w:rFonts w:ascii="Times New Roman" w:hAnsi="Times New Roman" w:cs="Times New Roman"/>
-          <w:sz w:val="28"/>
-          <w:szCs w:val="28"/>
-          <w:lang w:val="ru-RU"/>
-        </w:rPr>
-      </w:pPr>
-      <w:r>
-        <w:rPr>
-          <w:rFonts w:ascii="Times New Roman" w:hAnsi="Times New Roman" w:cs="Times New Roman"/>
-          <w:sz w:val="28"/>
-          <w:szCs w:val="28"/>
-          <w:lang w:val="ru-RU"/>
-        </w:rPr>
-        <w:t xml:space="preserve">Среда разработки: </w:t>
-      </w:r>
-      <w:r>
-        <w:rPr>
-          <w:rFonts w:ascii="Times New Roman" w:hAnsi="Times New Roman" w:cs="Times New Roman"/>
-          <w:sz w:val="28"/>
-          <w:szCs w:val="28"/>
-        </w:rPr>
-        <w:t>Apache</w:t>
-      </w:r>
-      <w:r>
-        <w:rPr>
-          <w:rFonts w:ascii="Times New Roman" w:hAnsi="Times New Roman" w:cs="Times New Roman"/>
-          <w:sz w:val="28"/>
-          <w:szCs w:val="28"/>
-          <w:lang w:val="ru-RU"/>
-        </w:rPr>
-        <w:t xml:space="preserve"> </w:t>
-      </w:r>
-      <w:r>
-        <w:rPr>
-          <w:rFonts w:ascii="Times New Roman" w:hAnsi="Times New Roman" w:cs="Times New Roman"/>
-          <w:sz w:val="28"/>
-          <w:szCs w:val="28"/>
-        </w:rPr>
-        <w:t>NetBeans</w:t>
-      </w:r>
-      <w:r>
-        <w:rPr>
-          <w:rFonts w:ascii="Times New Roman" w:hAnsi="Times New Roman" w:cs="Times New Roman"/>
-          <w:sz w:val="28"/>
-          <w:szCs w:val="28"/>
-          <w:lang w:val="ru-RU"/>
-        </w:rPr>
-        <w:t>. Обеспечивает удобную навигацию по классам и управление зависимостями проекта.</w:t>
-      </w:r>
-    </w:p>
-    <w:p>
-      <w:pPr>
-        <w:ind w:firstLineChars="214" w:firstLine="602"/>
-        <w:jc w:val="both"/>
-        <w:rPr>
-          <w:rFonts w:ascii="Times New Roman" w:hAnsi="Times New Roman" w:cs="Times New Roman"/>
-          <w:b/>
-          <w:bCs/>
-          <w:sz w:val="28"/>
-          <w:szCs w:val="28"/>
-          <w:lang w:val="ru-RU"/>
-        </w:rPr>
-      </w:pPr>
-    </w:p>
-    <w:p>
-      <w:pPr>
-        <w:ind w:firstLineChars="214" w:firstLine="602"/>
-        <w:jc w:val="both"/>
-        <w:rPr>
-          <w:rFonts w:ascii="Times New Roman" w:hAnsi="Times New Roman" w:cs="Times New Roman"/>
-          <w:b/>
-          <w:bCs/>
-          <w:sz w:val="28"/>
-          <w:szCs w:val="28"/>
-          <w:lang w:val="ru-RU"/>
-        </w:rPr>
-      </w:pPr>
-      <w:bookmarkStart w:id="0" w:name="_GoBack"/>
-      <w:bookmarkEnd w:id="0"/>
-      <w:r>
-        <w:rPr>
-          <w:rFonts w:ascii="Times New Roman" w:hAnsi="Times New Roman" w:cs="Times New Roman"/>
-          <w:b/>
-          <w:bCs/>
-          <w:sz w:val="28"/>
-          <w:szCs w:val="28"/>
-          <w:lang w:val="ru-RU"/>
-        </w:rPr>
-        <w:t>Анализ аналогов (Дополнительное задание)</w:t>
-      </w:r>
-    </w:p>
-    <w:p>
-      <w:pPr>
-        <w:ind w:firstLineChars="214" w:firstLine="599"/>
-        <w:jc w:val="both"/>
-        <w:rPr>
-          <w:rFonts w:ascii="Times New Roman" w:hAnsi="Times New Roman" w:cs="Times New Roman"/>
-          <w:sz w:val="28"/>
-          <w:szCs w:val="28"/>
-          <w:lang w:val="ru-RU"/>
-        </w:rPr>
-      </w:pPr>
-      <w:r>
-        <w:rPr>
-          <w:rFonts w:ascii="Times New Roman" w:hAnsi="Times New Roman" w:cs="Times New Roman"/>
-          <w:sz w:val="28"/>
-          <w:szCs w:val="28"/>
-          <w:lang w:val="ru-RU"/>
-        </w:rPr>
-        <w:t>Для анализа были выбраны два популярных представителя жанра симуляторов фермерства. Сравнение проводилось по техническим критериям и глубине проработки игровых механик.</w:t>
+        <w:rPr>
+          <w:rFonts w:ascii="Times New Roman" w:hAnsi="Times New Roman" w:cs="Times New Roman"/>
+          <w:sz w:val="28"/>
+          <w:szCs w:val="28"/>
+          <w:lang w:val="ru-RU"/>
+        </w:rPr>
+      </w:pPr>
+      <w:r>
+        <w:rPr>
+          <w:rFonts w:ascii="Times New Roman" w:hAnsi="Times New Roman" w:cs="Times New Roman"/>
+          <w:sz w:val="28"/>
+          <w:szCs w:val="28"/>
+          <w:lang w:val="ru-RU"/>
+        </w:rPr>
+        <w:br w:type="page"/>
       </w:r>
     </w:p>
     <w:tbl>
       <w:tblPr>
         <w:tblW w:w="9538" w:type="dxa"/>
-        <w:tblCellSpacing w:w="15" w:type="dxa"/>
-        <w:tblInd w:w="10" w:type="dxa"/>
-        <w:tblBorders>
-          <w:top w:val="none" w:sz="0" w:space="0" w:color="1F1F1F"/>
-          <w:left w:val="none" w:sz="0" w:space="0" w:color="1F1F1F"/>
-          <w:bottom w:val="none" w:sz="0" w:space="0" w:color="1F1F1F"/>
-          <w:right w:val="none" w:sz="0" w:space="0" w:color="1F1F1F"/>
-        </w:tblBorders>
+        <w:tblInd w:w="149" w:type="dxa"/>
+        <w:tblLayout w:type="fixed"/>
         <w:tblCellMar>
-          <w:left w:w="0" w:type="dxa"/>
-          <w:right w:w="0" w:type="dxa"/>
+          <w:top w:w="96" w:type="dxa"/>
+          <w:left w:w="144" w:type="dxa"/>
+          <w:bottom w:w="96" w:type="dxa"/>
+          <w:right w:w="144" w:type="dxa"/>
         </w:tblCellMar>
         <w:tblLook w:val="04A0" w:firstRow="1" w:lastRow="0" w:firstColumn="1" w:lastColumn="0" w:noHBand="0" w:noVBand="1"/>
       </w:tblPr>
       <w:tblGrid>
-        <w:gridCol w:w="1692"/>
+        <w:gridCol w:w="1693"/>
         <w:gridCol w:w="3444"/>
         <w:gridCol w:w="2293"/>
-        <w:gridCol w:w="2109"/>
+        <w:gridCol w:w="2108"/>
       </w:tblGrid>
       <w:tr>
         <w:trPr>
           <w:trHeight w:val="1126"/>
           <w:tblHeader/>
-          <w:tblCellSpacing w:w="15" w:type="dxa"/>
         </w:trPr>
         <w:tc>
           <w:tcPr>
-            <w:tcW w:w="0" w:type="auto"/>
+            <w:tcW w:w="1693" w:type="dxa"/>
             <w:tcBorders>
-              <w:top w:val="single" w:sz="4" w:space="0" w:color="auto"/>
-              <w:left w:val="single" w:sz="4" w:space="0" w:color="auto"/>
-              <w:bottom w:val="single" w:sz="4" w:space="0" w:color="auto"/>
-              <w:right w:val="single" w:sz="4" w:space="0" w:color="auto"/>
+              <w:top w:val="single" w:sz="4" w:space="0" w:color="000000"/>
+              <w:left w:val="single" w:sz="4" w:space="0" w:color="000000"/>
+              <w:bottom w:val="single" w:sz="4" w:space="0" w:color="000000"/>
+              <w:right w:val="single" w:sz="4" w:space="0" w:color="000000"/>
             </w:tcBorders>
             <w:shd w:val="clear" w:color="auto" w:fill="auto"/>
-            <w:tcMar>
-              <w:top w:w="96" w:type="dxa"/>
-              <w:left w:w="144" w:type="dxa"/>
-              <w:bottom w:w="96" w:type="dxa"/>
-              <w:right w:w="144" w:type="dxa"/>
-            </w:tcMar>
             <w:vAlign w:val="center"/>
           </w:tcPr>
           <w:p>
             <w:pPr>
-              <w:ind w:leftChars="-6" w:left="-1" w:hangingChars="4" w:hanging="11"/>
+              <w:ind w:left="-1" w:hanging="11"/>
               <w:jc w:val="center"/>
               <w:rPr>
                 <w:rFonts w:ascii="Times New Roman" w:hAnsi="Times New Roman" w:cs="Times New Roman"/>
@@ -1061,6 +1285,7 @@
                 <w:sz w:val="28"/>
                 <w:szCs w:val="28"/>
               </w:rPr>
+              <w:lastRenderedPageBreak/>
               <w:t>Критерий</w:t>
             </w:r>
             <w:proofErr w:type="spellEnd"/>
@@ -1086,25 +1311,19 @@
         </w:tc>
         <w:tc>
           <w:tcPr>
-            <w:tcW w:w="0" w:type="auto"/>
+            <w:tcW w:w="3444" w:type="dxa"/>
             <w:tcBorders>
-              <w:top w:val="single" w:sz="4" w:space="0" w:color="auto"/>
-              <w:left w:val="single" w:sz="4" w:space="0" w:color="auto"/>
-              <w:bottom w:val="single" w:sz="4" w:space="0" w:color="auto"/>
-              <w:right w:val="single" w:sz="4" w:space="0" w:color="auto"/>
+              <w:top w:val="single" w:sz="4" w:space="0" w:color="000000"/>
+              <w:left w:val="single" w:sz="4" w:space="0" w:color="000000"/>
+              <w:bottom w:val="single" w:sz="4" w:space="0" w:color="000000"/>
+              <w:right w:val="single" w:sz="4" w:space="0" w:color="000000"/>
             </w:tcBorders>
             <w:shd w:val="clear" w:color="auto" w:fill="auto"/>
-            <w:tcMar>
-              <w:top w:w="96" w:type="dxa"/>
-              <w:left w:w="144" w:type="dxa"/>
-              <w:bottom w:w="96" w:type="dxa"/>
-              <w:right w:w="144" w:type="dxa"/>
-            </w:tcMar>
             <w:vAlign w:val="center"/>
           </w:tcPr>
           <w:p>
             <w:pPr>
-              <w:ind w:leftChars="-1" w:left="-2"/>
+              <w:ind w:left="-1" w:hanging="11"/>
               <w:jc w:val="center"/>
               <w:rPr>
                 <w:rFonts w:ascii="Times New Roman" w:hAnsi="Times New Roman" w:cs="Times New Roman"/>
@@ -1160,25 +1379,19 @@
         </w:tc>
         <w:tc>
           <w:tcPr>
-            <w:tcW w:w="0" w:type="auto"/>
+            <w:tcW w:w="2293" w:type="dxa"/>
             <w:tcBorders>
-              <w:top w:val="single" w:sz="4" w:space="0" w:color="auto"/>
-              <w:left w:val="single" w:sz="4" w:space="0" w:color="auto"/>
-              <w:bottom w:val="single" w:sz="4" w:space="0" w:color="auto"/>
-              <w:right w:val="single" w:sz="4" w:space="0" w:color="auto"/>
+              <w:top w:val="single" w:sz="4" w:space="0" w:color="000000"/>
+              <w:left w:val="single" w:sz="4" w:space="0" w:color="000000"/>
+              <w:bottom w:val="single" w:sz="4" w:space="0" w:color="000000"/>
+              <w:right w:val="single" w:sz="4" w:space="0" w:color="000000"/>
             </w:tcBorders>
             <w:shd w:val="clear" w:color="auto" w:fill="auto"/>
-            <w:tcMar>
-              <w:top w:w="96" w:type="dxa"/>
-              <w:left w:w="144" w:type="dxa"/>
-              <w:bottom w:w="96" w:type="dxa"/>
-              <w:right w:w="144" w:type="dxa"/>
-            </w:tcMar>
             <w:vAlign w:val="center"/>
           </w:tcPr>
           <w:p>
             <w:pPr>
-              <w:ind w:leftChars="-1" w:left="-2"/>
+              <w:ind w:left="-1" w:hanging="11"/>
               <w:jc w:val="center"/>
               <w:rPr>
                 <w:rFonts w:ascii="Times New Roman" w:hAnsi="Times New Roman" w:cs="Times New Roman"/>
@@ -1208,25 +1421,19 @@
         </w:tc>
         <w:tc>
           <w:tcPr>
-            <w:tcW w:w="0" w:type="auto"/>
+            <w:tcW w:w="2108" w:type="dxa"/>
             <w:tcBorders>
-              <w:top w:val="single" w:sz="4" w:space="0" w:color="auto"/>
-              <w:left w:val="single" w:sz="4" w:space="0" w:color="auto"/>
-              <w:bottom w:val="single" w:sz="4" w:space="0" w:color="auto"/>
-              <w:right w:val="single" w:sz="4" w:space="0" w:color="auto"/>
+              <w:top w:val="single" w:sz="4" w:space="0" w:color="000000"/>
+              <w:left w:val="single" w:sz="4" w:space="0" w:color="000000"/>
+              <w:bottom w:val="single" w:sz="4" w:space="0" w:color="000000"/>
+              <w:right w:val="single" w:sz="4" w:space="0" w:color="000000"/>
             </w:tcBorders>
             <w:shd w:val="clear" w:color="auto" w:fill="auto"/>
-            <w:tcMar>
-              <w:top w:w="96" w:type="dxa"/>
-              <w:left w:w="144" w:type="dxa"/>
-              <w:bottom w:w="96" w:type="dxa"/>
-              <w:right w:w="144" w:type="dxa"/>
-            </w:tcMar>
             <w:vAlign w:val="center"/>
           </w:tcPr>
           <w:p>
             <w:pPr>
-              <w:ind w:leftChars="-1" w:left="-2"/>
+              <w:ind w:left="-1" w:hanging="11"/>
               <w:jc w:val="center"/>
               <w:rPr>
                 <w:rFonts w:ascii="Times New Roman" w:hAnsi="Times New Roman" w:cs="Times New Roman"/>
@@ -1250,29 +1457,22 @@
       <w:tr>
         <w:trPr>
           <w:trHeight w:val="1090"/>
-          <w:tblCellSpacing w:w="15" w:type="dxa"/>
         </w:trPr>
         <w:tc>
           <w:tcPr>
-            <w:tcW w:w="0" w:type="auto"/>
+            <w:tcW w:w="1693" w:type="dxa"/>
             <w:tcBorders>
-              <w:top w:val="single" w:sz="4" w:space="0" w:color="auto"/>
-              <w:left w:val="single" w:sz="4" w:space="0" w:color="auto"/>
-              <w:bottom w:val="single" w:sz="4" w:space="0" w:color="auto"/>
-              <w:right w:val="single" w:sz="4" w:space="0" w:color="auto"/>
+              <w:top w:val="single" w:sz="4" w:space="0" w:color="000000"/>
+              <w:left w:val="single" w:sz="4" w:space="0" w:color="000000"/>
+              <w:bottom w:val="single" w:sz="4" w:space="0" w:color="000000"/>
+              <w:right w:val="single" w:sz="4" w:space="0" w:color="000000"/>
             </w:tcBorders>
             <w:shd w:val="clear" w:color="auto" w:fill="auto"/>
-            <w:tcMar>
-              <w:top w:w="96" w:type="dxa"/>
-              <w:left w:w="144" w:type="dxa"/>
-              <w:bottom w:w="96" w:type="dxa"/>
-              <w:right w:w="144" w:type="dxa"/>
-            </w:tcMar>
             <w:vAlign w:val="center"/>
           </w:tcPr>
           <w:p>
             <w:pPr>
-              <w:ind w:leftChars="-6" w:left="-1" w:hangingChars="4" w:hanging="11"/>
+              <w:ind w:left="-1" w:hanging="11"/>
               <w:jc w:val="center"/>
               <w:rPr>
                 <w:rFonts w:ascii="Times New Roman" w:hAnsi="Times New Roman" w:cs="Times New Roman"/>
@@ -1294,91 +1494,53 @@
         </w:tc>
         <w:tc>
           <w:tcPr>
-            <w:tcW w:w="0" w:type="auto"/>
+            <w:tcW w:w="3444" w:type="dxa"/>
             <w:tcBorders>
-              <w:top w:val="single" w:sz="4" w:space="0" w:color="auto"/>
-              <w:left w:val="single" w:sz="4" w:space="0" w:color="auto"/>
-              <w:bottom w:val="single" w:sz="4" w:space="0" w:color="auto"/>
-              <w:right w:val="single" w:sz="4" w:space="0" w:color="auto"/>
+              <w:top w:val="single" w:sz="4" w:space="0" w:color="000000"/>
+              <w:left w:val="single" w:sz="4" w:space="0" w:color="000000"/>
+              <w:bottom w:val="single" w:sz="4" w:space="0" w:color="000000"/>
+              <w:right w:val="single" w:sz="4" w:space="0" w:color="000000"/>
             </w:tcBorders>
             <w:shd w:val="clear" w:color="auto" w:fill="auto"/>
-            <w:tcMar>
-              <w:top w:w="96" w:type="dxa"/>
-              <w:left w:w="144" w:type="dxa"/>
-              <w:bottom w:w="96" w:type="dxa"/>
-              <w:right w:w="144" w:type="dxa"/>
-            </w:tcMar>
             <w:vAlign w:val="center"/>
           </w:tcPr>
           <w:p>
             <w:pPr>
-              <w:ind w:leftChars="-1" w:left="-2"/>
+              <w:ind w:left="-1" w:hanging="11"/>
               <w:jc w:val="center"/>
               <w:rPr>
                 <w:rFonts w:ascii="Times New Roman" w:hAnsi="Times New Roman" w:cs="Times New Roman"/>
                 <w:sz w:val="28"/>
                 <w:szCs w:val="28"/>
+                <w:lang w:val="ru-RU"/>
               </w:rPr>
             </w:pPr>
-            <w:proofErr w:type="spellStart"/>
-            <w:r>
-              <w:rPr>
-                <w:rFonts w:ascii="Times New Roman" w:hAnsi="Times New Roman" w:cs="Times New Roman"/>
-                <w:sz w:val="28"/>
-                <w:szCs w:val="28"/>
-              </w:rPr>
-              <w:t>Текстовый</w:t>
-            </w:r>
-            <w:proofErr w:type="spellEnd"/>
-            <w:r>
-              <w:rPr>
-                <w:rFonts w:ascii="Times New Roman" w:hAnsi="Times New Roman" w:cs="Times New Roman"/>
-                <w:sz w:val="28"/>
-                <w:szCs w:val="28"/>
-              </w:rPr>
-              <w:t xml:space="preserve"> (</w:t>
-            </w:r>
-            <w:proofErr w:type="spellStart"/>
-            <w:r>
-              <w:rPr>
-                <w:rFonts w:ascii="Times New Roman" w:hAnsi="Times New Roman" w:cs="Times New Roman"/>
-                <w:sz w:val="28"/>
-                <w:szCs w:val="28"/>
-              </w:rPr>
-              <w:t>консольный</w:t>
-            </w:r>
-            <w:proofErr w:type="spellEnd"/>
-            <w:r>
-              <w:rPr>
-                <w:rFonts w:ascii="Times New Roman" w:hAnsi="Times New Roman" w:cs="Times New Roman"/>
-                <w:sz w:val="28"/>
-                <w:szCs w:val="28"/>
-              </w:rPr>
-              <w:t>)</w:t>
+            <w:r>
+              <w:rPr>
+                <w:rFonts w:ascii="Times New Roman" w:hAnsi="Times New Roman" w:cs="Times New Roman"/>
+                <w:sz w:val="28"/>
+                <w:szCs w:val="28"/>
+                <w:lang w:val="ru-RU"/>
+              </w:rPr>
+              <w:t>Графический с окнами</w:t>
             </w:r>
           </w:p>
         </w:tc>
         <w:tc>
           <w:tcPr>
-            <w:tcW w:w="0" w:type="auto"/>
+            <w:tcW w:w="2293" w:type="dxa"/>
             <w:tcBorders>
-              <w:top w:val="single" w:sz="4" w:space="0" w:color="auto"/>
-              <w:left w:val="single" w:sz="4" w:space="0" w:color="auto"/>
-              <w:bottom w:val="single" w:sz="4" w:space="0" w:color="auto"/>
-              <w:right w:val="single" w:sz="4" w:space="0" w:color="auto"/>
+              <w:top w:val="single" w:sz="4" w:space="0" w:color="000000"/>
+              <w:left w:val="single" w:sz="4" w:space="0" w:color="000000"/>
+              <w:bottom w:val="single" w:sz="4" w:space="0" w:color="000000"/>
+              <w:right w:val="single" w:sz="4" w:space="0" w:color="000000"/>
             </w:tcBorders>
             <w:shd w:val="clear" w:color="auto" w:fill="auto"/>
-            <w:tcMar>
-              <w:top w:w="96" w:type="dxa"/>
-              <w:left w:w="144" w:type="dxa"/>
-              <w:bottom w:w="96" w:type="dxa"/>
-              <w:right w:w="144" w:type="dxa"/>
-            </w:tcMar>
             <w:vAlign w:val="center"/>
           </w:tcPr>
           <w:p>
             <w:pPr>
-              <w:ind w:leftChars="-1" w:left="-2"/>
+              <w:ind w:left="-1" w:hanging="11"/>
               <w:jc w:val="center"/>
               <w:rPr>
                 <w:rFonts w:ascii="Times New Roman" w:hAnsi="Times New Roman" w:cs="Times New Roman"/>
@@ -1408,25 +1570,19 @@
         </w:tc>
         <w:tc>
           <w:tcPr>
-            <w:tcW w:w="0" w:type="auto"/>
+            <w:tcW w:w="2108" w:type="dxa"/>
             <w:tcBorders>
-              <w:top w:val="single" w:sz="4" w:space="0" w:color="auto"/>
-              <w:left w:val="single" w:sz="4" w:space="0" w:color="auto"/>
-              <w:bottom w:val="single" w:sz="4" w:space="0" w:color="auto"/>
-              <w:right w:val="single" w:sz="4" w:space="0" w:color="auto"/>
+              <w:top w:val="single" w:sz="4" w:space="0" w:color="000000"/>
+              <w:left w:val="single" w:sz="4" w:space="0" w:color="000000"/>
+              <w:bottom w:val="single" w:sz="4" w:space="0" w:color="000000"/>
+              <w:right w:val="single" w:sz="4" w:space="0" w:color="000000"/>
             </w:tcBorders>
             <w:shd w:val="clear" w:color="auto" w:fill="auto"/>
-            <w:tcMar>
-              <w:top w:w="96" w:type="dxa"/>
-              <w:left w:w="144" w:type="dxa"/>
-              <w:bottom w:w="96" w:type="dxa"/>
-              <w:right w:w="144" w:type="dxa"/>
-            </w:tcMar>
             <w:vAlign w:val="center"/>
           </w:tcPr>
           <w:p>
             <w:pPr>
-              <w:ind w:leftChars="-1" w:left="-2"/>
+              <w:ind w:left="-1" w:hanging="11"/>
               <w:jc w:val="center"/>
               <w:rPr>
                 <w:rFonts w:ascii="Times New Roman" w:hAnsi="Times New Roman" w:cs="Times New Roman"/>
@@ -1468,29 +1624,22 @@
       <w:tr>
         <w:trPr>
           <w:trHeight w:val="1342"/>
-          <w:tblCellSpacing w:w="15" w:type="dxa"/>
         </w:trPr>
         <w:tc>
           <w:tcPr>
-            <w:tcW w:w="0" w:type="auto"/>
+            <w:tcW w:w="1693" w:type="dxa"/>
             <w:tcBorders>
-              <w:top w:val="single" w:sz="4" w:space="0" w:color="auto"/>
-              <w:left w:val="single" w:sz="4" w:space="0" w:color="auto"/>
-              <w:bottom w:val="single" w:sz="4" w:space="0" w:color="auto"/>
-              <w:right w:val="single" w:sz="4" w:space="0" w:color="auto"/>
+              <w:top w:val="single" w:sz="4" w:space="0" w:color="000000"/>
+              <w:left w:val="single" w:sz="4" w:space="0" w:color="000000"/>
+              <w:bottom w:val="single" w:sz="4" w:space="0" w:color="000000"/>
+              <w:right w:val="single" w:sz="4" w:space="0" w:color="000000"/>
             </w:tcBorders>
             <w:shd w:val="clear" w:color="auto" w:fill="auto"/>
-            <w:tcMar>
-              <w:top w:w="96" w:type="dxa"/>
-              <w:left w:w="144" w:type="dxa"/>
-              <w:bottom w:w="96" w:type="dxa"/>
-              <w:right w:w="144" w:type="dxa"/>
-            </w:tcMar>
             <w:vAlign w:val="center"/>
           </w:tcPr>
           <w:p>
             <w:pPr>
-              <w:ind w:leftChars="-6" w:left="-1" w:hangingChars="4" w:hanging="11"/>
+              <w:ind w:left="-1" w:hanging="11"/>
               <w:jc w:val="center"/>
               <w:rPr>
                 <w:rFonts w:ascii="Times New Roman" w:hAnsi="Times New Roman" w:cs="Times New Roman"/>
@@ -1530,91 +1679,74 @@
         </w:tc>
         <w:tc>
           <w:tcPr>
-            <w:tcW w:w="0" w:type="auto"/>
+            <w:tcW w:w="3444" w:type="dxa"/>
             <w:tcBorders>
-              <w:top w:val="single" w:sz="4" w:space="0" w:color="auto"/>
-              <w:left w:val="single" w:sz="4" w:space="0" w:color="auto"/>
-              <w:bottom w:val="single" w:sz="4" w:space="0" w:color="auto"/>
-              <w:right w:val="single" w:sz="4" w:space="0" w:color="auto"/>
+              <w:top w:val="single" w:sz="4" w:space="0" w:color="000000"/>
+              <w:left w:val="single" w:sz="4" w:space="0" w:color="000000"/>
+              <w:bottom w:val="single" w:sz="4" w:space="0" w:color="000000"/>
+              <w:right w:val="single" w:sz="4" w:space="0" w:color="000000"/>
             </w:tcBorders>
             <w:shd w:val="clear" w:color="auto" w:fill="auto"/>
-            <w:tcMar>
-              <w:top w:w="96" w:type="dxa"/>
-              <w:left w:w="144" w:type="dxa"/>
-              <w:bottom w:w="96" w:type="dxa"/>
-              <w:right w:w="144" w:type="dxa"/>
-            </w:tcMar>
             <w:vAlign w:val="center"/>
           </w:tcPr>
           <w:p>
             <w:pPr>
-              <w:ind w:leftChars="-1" w:left="-2"/>
+              <w:ind w:left="-1" w:hanging="11"/>
               <w:jc w:val="center"/>
               <w:rPr>
                 <w:rFonts w:ascii="Times New Roman" w:hAnsi="Times New Roman" w:cs="Times New Roman"/>
                 <w:sz w:val="28"/>
                 <w:szCs w:val="28"/>
+                <w:lang w:val="ru-RU"/>
               </w:rPr>
             </w:pPr>
-            <w:proofErr w:type="spellStart"/>
-            <w:r>
-              <w:rPr>
-                <w:rFonts w:ascii="Times New Roman" w:hAnsi="Times New Roman" w:cs="Times New Roman"/>
-                <w:sz w:val="28"/>
-                <w:szCs w:val="28"/>
-              </w:rPr>
-              <w:t>Параллельные</w:t>
-            </w:r>
-            <w:proofErr w:type="spellEnd"/>
-            <w:r>
-              <w:rPr>
-                <w:rFonts w:ascii="Times New Roman" w:hAnsi="Times New Roman" w:cs="Times New Roman"/>
-                <w:sz w:val="28"/>
-                <w:szCs w:val="28"/>
-              </w:rPr>
-              <w:t xml:space="preserve"> </w:t>
-            </w:r>
-            <w:proofErr w:type="spellStart"/>
-            <w:r>
-              <w:rPr>
-                <w:rFonts w:ascii="Times New Roman" w:hAnsi="Times New Roman" w:cs="Times New Roman"/>
-                <w:sz w:val="28"/>
-                <w:szCs w:val="28"/>
-              </w:rPr>
-              <w:t>потоки</w:t>
-            </w:r>
-            <w:proofErr w:type="spellEnd"/>
-            <w:r>
-              <w:rPr>
-                <w:rFonts w:ascii="Times New Roman" w:hAnsi="Times New Roman" w:cs="Times New Roman"/>
-                <w:sz w:val="28"/>
-                <w:szCs w:val="28"/>
-              </w:rPr>
-              <w:t xml:space="preserve"> (Threads)</w:t>
+            <w:r>
+              <w:rPr>
+                <w:rFonts w:ascii="Times New Roman" w:hAnsi="Times New Roman" w:cs="Times New Roman"/>
+                <w:sz w:val="28"/>
+                <w:szCs w:val="28"/>
+                <w:lang w:val="ru-RU"/>
+              </w:rPr>
+              <w:t>Параллельные потоки</w:t>
+            </w:r>
+          </w:p>
+          <w:p>
+            <w:pPr>
+              <w:ind w:left="-1" w:hanging="11"/>
+              <w:jc w:val="center"/>
+              <w:rPr>
+                <w:rFonts w:ascii="Times New Roman" w:hAnsi="Times New Roman" w:cs="Times New Roman"/>
+                <w:sz w:val="28"/>
+                <w:szCs w:val="28"/>
+                <w:lang w:val="ru-RU"/>
+              </w:rPr>
+            </w:pPr>
+            <w:r>
+              <w:rPr>
+                <w:rFonts w:ascii="Times New Roman" w:hAnsi="Times New Roman" w:cs="Times New Roman"/>
+                <w:sz w:val="28"/>
+                <w:szCs w:val="28"/>
+                <w:lang w:val="ru-RU"/>
+              </w:rPr>
+              <w:t>(обновление в реальном времени)</w:t>
             </w:r>
           </w:p>
         </w:tc>
         <w:tc>
           <w:tcPr>
-            <w:tcW w:w="0" w:type="auto"/>
+            <w:tcW w:w="2293" w:type="dxa"/>
             <w:tcBorders>
-              <w:top w:val="single" w:sz="4" w:space="0" w:color="auto"/>
-              <w:left w:val="single" w:sz="4" w:space="0" w:color="auto"/>
-              <w:bottom w:val="single" w:sz="4" w:space="0" w:color="auto"/>
-              <w:right w:val="single" w:sz="4" w:space="0" w:color="auto"/>
+              <w:top w:val="single" w:sz="4" w:space="0" w:color="000000"/>
+              <w:left w:val="single" w:sz="4" w:space="0" w:color="000000"/>
+              <w:bottom w:val="single" w:sz="4" w:space="0" w:color="000000"/>
+              <w:right w:val="single" w:sz="4" w:space="0" w:color="000000"/>
             </w:tcBorders>
             <w:shd w:val="clear" w:color="auto" w:fill="auto"/>
-            <w:tcMar>
-              <w:top w:w="96" w:type="dxa"/>
-              <w:left w:w="144" w:type="dxa"/>
-              <w:bottom w:w="96" w:type="dxa"/>
-              <w:right w:w="144" w:type="dxa"/>
-            </w:tcMar>
             <w:vAlign w:val="center"/>
           </w:tcPr>
           <w:p>
             <w:pPr>
-              <w:ind w:leftChars="-1" w:left="-2"/>
+              <w:ind w:left="-1" w:hanging="11"/>
               <w:jc w:val="center"/>
               <w:rPr>
                 <w:rFonts w:ascii="Times New Roman" w:hAnsi="Times New Roman" w:cs="Times New Roman"/>
@@ -1680,25 +1812,19 @@
         </w:tc>
         <w:tc>
           <w:tcPr>
-            <w:tcW w:w="0" w:type="auto"/>
+            <w:tcW w:w="2108" w:type="dxa"/>
             <w:tcBorders>
-              <w:top w:val="single" w:sz="4" w:space="0" w:color="auto"/>
-              <w:left w:val="single" w:sz="4" w:space="0" w:color="auto"/>
-              <w:bottom w:val="single" w:sz="4" w:space="0" w:color="auto"/>
-              <w:right w:val="single" w:sz="4" w:space="0" w:color="auto"/>
+              <w:top w:val="single" w:sz="4" w:space="0" w:color="000000"/>
+              <w:left w:val="single" w:sz="4" w:space="0" w:color="000000"/>
+              <w:bottom w:val="single" w:sz="4" w:space="0" w:color="000000"/>
+              <w:right w:val="single" w:sz="4" w:space="0" w:color="000000"/>
             </w:tcBorders>
             <w:shd w:val="clear" w:color="auto" w:fill="auto"/>
-            <w:tcMar>
-              <w:top w:w="96" w:type="dxa"/>
-              <w:left w:w="144" w:type="dxa"/>
-              <w:bottom w:w="96" w:type="dxa"/>
-              <w:right w:w="144" w:type="dxa"/>
-            </w:tcMar>
             <w:vAlign w:val="center"/>
           </w:tcPr>
           <w:p>
             <w:pPr>
-              <w:ind w:leftChars="-1" w:left="-2"/>
+              <w:ind w:left="-1" w:hanging="11"/>
               <w:jc w:val="center"/>
               <w:rPr>
                 <w:rFonts w:ascii="Times New Roman" w:hAnsi="Times New Roman" w:cs="Times New Roman"/>
@@ -1740,28 +1866,22 @@
       <w:tr>
         <w:trPr>
           <w:trHeight w:val="1594"/>
-          <w:tblCellSpacing w:w="15" w:type="dxa"/>
         </w:trPr>
         <w:tc>
           <w:tcPr>
-            <w:tcW w:w="0" w:type="auto"/>
+            <w:tcW w:w="1693" w:type="dxa"/>
             <w:tcBorders>
-              <w:top w:val="single" w:sz="4" w:space="0" w:color="auto"/>
-              <w:left w:val="single" w:sz="4" w:space="0" w:color="auto"/>
-              <w:bottom w:val="single" w:sz="4" w:space="0" w:color="auto"/>
-              <w:right w:val="single" w:sz="4" w:space="0" w:color="auto"/>
+              <w:top w:val="single" w:sz="4" w:space="0" w:color="000000"/>
+              <w:left w:val="single" w:sz="4" w:space="0" w:color="000000"/>
+              <w:bottom w:val="single" w:sz="4" w:space="0" w:color="000000"/>
+              <w:right w:val="single" w:sz="4" w:space="0" w:color="000000"/>
             </w:tcBorders>
             <w:shd w:val="clear" w:color="auto" w:fill="auto"/>
-            <w:tcMar>
-              <w:top w:w="96" w:type="dxa"/>
-              <w:left w:w="144" w:type="dxa"/>
-              <w:bottom w:w="96" w:type="dxa"/>
-              <w:right w:w="144" w:type="dxa"/>
-            </w:tcMar>
             <w:vAlign w:val="center"/>
           </w:tcPr>
           <w:p>
             <w:pPr>
+              <w:ind w:left="-1" w:hanging="11"/>
               <w:jc w:val="center"/>
               <w:rPr>
                 <w:rFonts w:ascii="Times New Roman" w:hAnsi="Times New Roman" w:cs="Times New Roman"/>
@@ -1801,25 +1921,19 @@
         </w:tc>
         <w:tc>
           <w:tcPr>
-            <w:tcW w:w="0" w:type="auto"/>
+            <w:tcW w:w="3444" w:type="dxa"/>
             <w:tcBorders>
-              <w:top w:val="single" w:sz="4" w:space="0" w:color="auto"/>
-              <w:left w:val="single" w:sz="4" w:space="0" w:color="auto"/>
-              <w:bottom w:val="single" w:sz="4" w:space="0" w:color="auto"/>
-              <w:right w:val="single" w:sz="4" w:space="0" w:color="auto"/>
+              <w:top w:val="single" w:sz="4" w:space="0" w:color="000000"/>
+              <w:left w:val="single" w:sz="4" w:space="0" w:color="000000"/>
+              <w:bottom w:val="single" w:sz="4" w:space="0" w:color="000000"/>
+              <w:right w:val="single" w:sz="4" w:space="0" w:color="000000"/>
             </w:tcBorders>
             <w:shd w:val="clear" w:color="auto" w:fill="auto"/>
-            <w:tcMar>
-              <w:top w:w="96" w:type="dxa"/>
-              <w:left w:w="144" w:type="dxa"/>
-              <w:bottom w:w="96" w:type="dxa"/>
-              <w:right w:w="144" w:type="dxa"/>
-            </w:tcMar>
             <w:vAlign w:val="center"/>
           </w:tcPr>
           <w:p>
             <w:pPr>
-              <w:ind w:leftChars="-1" w:left="-2"/>
+              <w:ind w:left="-1" w:hanging="11"/>
               <w:jc w:val="center"/>
               <w:rPr>
                 <w:rFonts w:ascii="Times New Roman" w:hAnsi="Times New Roman" w:cs="Times New Roman"/>
@@ -1841,25 +1955,19 @@
         </w:tc>
         <w:tc>
           <w:tcPr>
-            <w:tcW w:w="0" w:type="auto"/>
+            <w:tcW w:w="2293" w:type="dxa"/>
             <w:tcBorders>
-              <w:top w:val="single" w:sz="4" w:space="0" w:color="auto"/>
-              <w:left w:val="single" w:sz="4" w:space="0" w:color="auto"/>
-              <w:bottom w:val="single" w:sz="4" w:space="0" w:color="auto"/>
-              <w:right w:val="single" w:sz="4" w:space="0" w:color="auto"/>
+              <w:top w:val="single" w:sz="4" w:space="0" w:color="000000"/>
+              <w:left w:val="single" w:sz="4" w:space="0" w:color="000000"/>
+              <w:bottom w:val="single" w:sz="4" w:space="0" w:color="000000"/>
+              <w:right w:val="single" w:sz="4" w:space="0" w:color="000000"/>
             </w:tcBorders>
             <w:shd w:val="clear" w:color="auto" w:fill="auto"/>
-            <w:tcMar>
-              <w:top w:w="96" w:type="dxa"/>
-              <w:left w:w="144" w:type="dxa"/>
-              <w:bottom w:w="96" w:type="dxa"/>
-              <w:right w:w="144" w:type="dxa"/>
-            </w:tcMar>
             <w:vAlign w:val="center"/>
           </w:tcPr>
           <w:p>
             <w:pPr>
-              <w:ind w:leftChars="-1" w:left="-2"/>
+              <w:ind w:left="-1" w:hanging="11"/>
               <w:jc w:val="center"/>
               <w:rPr>
                 <w:rFonts w:ascii="Times New Roman" w:hAnsi="Times New Roman" w:cs="Times New Roman"/>
@@ -1905,25 +2013,19 @@
         </w:tc>
         <w:tc>
           <w:tcPr>
-            <w:tcW w:w="0" w:type="auto"/>
+            <w:tcW w:w="2108" w:type="dxa"/>
             <w:tcBorders>
-              <w:top w:val="single" w:sz="4" w:space="0" w:color="auto"/>
-              <w:left w:val="single" w:sz="4" w:space="0" w:color="auto"/>
-              <w:bottom w:val="single" w:sz="4" w:space="0" w:color="auto"/>
-              <w:right w:val="single" w:sz="4" w:space="0" w:color="auto"/>
+              <w:top w:val="single" w:sz="4" w:space="0" w:color="000000"/>
+              <w:left w:val="single" w:sz="4" w:space="0" w:color="000000"/>
+              <w:bottom w:val="single" w:sz="4" w:space="0" w:color="000000"/>
+              <w:right w:val="single" w:sz="4" w:space="0" w:color="000000"/>
             </w:tcBorders>
             <w:shd w:val="clear" w:color="auto" w:fill="auto"/>
-            <w:tcMar>
-              <w:top w:w="96" w:type="dxa"/>
-              <w:left w:w="144" w:type="dxa"/>
-              <w:bottom w:w="96" w:type="dxa"/>
-              <w:right w:w="144" w:type="dxa"/>
-            </w:tcMar>
             <w:vAlign w:val="center"/>
           </w:tcPr>
           <w:p>
             <w:pPr>
-              <w:ind w:leftChars="-1" w:left="-2"/>
+              <w:ind w:left="-1" w:hanging="11"/>
               <w:jc w:val="center"/>
               <w:rPr>
                 <w:rFonts w:ascii="Times New Roman" w:hAnsi="Times New Roman" w:cs="Times New Roman"/>
@@ -1947,29 +2049,22 @@
       <w:tr>
         <w:trPr>
           <w:trHeight w:val="1882"/>
-          <w:tblCellSpacing w:w="15" w:type="dxa"/>
         </w:trPr>
         <w:tc>
           <w:tcPr>
-            <w:tcW w:w="0" w:type="auto"/>
+            <w:tcW w:w="1693" w:type="dxa"/>
             <w:tcBorders>
-              <w:top w:val="single" w:sz="4" w:space="0" w:color="auto"/>
-              <w:left w:val="single" w:sz="4" w:space="0" w:color="auto"/>
-              <w:bottom w:val="single" w:sz="4" w:space="0" w:color="auto"/>
-              <w:right w:val="single" w:sz="4" w:space="0" w:color="auto"/>
+              <w:top w:val="single" w:sz="4" w:space="0" w:color="000000"/>
+              <w:left w:val="single" w:sz="4" w:space="0" w:color="000000"/>
+              <w:bottom w:val="single" w:sz="4" w:space="0" w:color="000000"/>
+              <w:right w:val="single" w:sz="4" w:space="0" w:color="000000"/>
             </w:tcBorders>
             <w:shd w:val="clear" w:color="auto" w:fill="auto"/>
-            <w:tcMar>
-              <w:top w:w="96" w:type="dxa"/>
-              <w:left w:w="144" w:type="dxa"/>
-              <w:bottom w:w="96" w:type="dxa"/>
-              <w:right w:w="144" w:type="dxa"/>
-            </w:tcMar>
             <w:vAlign w:val="center"/>
           </w:tcPr>
           <w:p>
             <w:pPr>
-              <w:ind w:leftChars="-6" w:left="-1" w:hangingChars="4" w:hanging="11"/>
+              <w:ind w:left="-1" w:hanging="11"/>
               <w:jc w:val="center"/>
               <w:rPr>
                 <w:rFonts w:ascii="Times New Roman" w:hAnsi="Times New Roman" w:cs="Times New Roman"/>
@@ -2009,73 +2104,79 @@
         </w:tc>
         <w:tc>
           <w:tcPr>
-            <w:tcW w:w="0" w:type="auto"/>
+            <w:tcW w:w="3444" w:type="dxa"/>
             <w:tcBorders>
-              <w:top w:val="single" w:sz="4" w:space="0" w:color="auto"/>
-              <w:left w:val="single" w:sz="4" w:space="0" w:color="auto"/>
-              <w:bottom w:val="single" w:sz="4" w:space="0" w:color="auto"/>
-              <w:right w:val="single" w:sz="4" w:space="0" w:color="auto"/>
+              <w:top w:val="single" w:sz="4" w:space="0" w:color="000000"/>
+              <w:left w:val="single" w:sz="4" w:space="0" w:color="000000"/>
+              <w:bottom w:val="single" w:sz="4" w:space="0" w:color="000000"/>
+              <w:right w:val="single" w:sz="4" w:space="0" w:color="000000"/>
             </w:tcBorders>
             <w:shd w:val="clear" w:color="auto" w:fill="auto"/>
-            <w:tcMar>
-              <w:top w:w="96" w:type="dxa"/>
-              <w:left w:w="144" w:type="dxa"/>
-              <w:bottom w:w="96" w:type="dxa"/>
-              <w:right w:w="144" w:type="dxa"/>
-            </w:tcMar>
             <w:vAlign w:val="center"/>
           </w:tcPr>
           <w:p>
             <w:pPr>
-              <w:ind w:leftChars="-1" w:left="-2"/>
+              <w:ind w:left="-1" w:hanging="11"/>
               <w:jc w:val="center"/>
               <w:rPr>
                 <w:rFonts w:ascii="Times New Roman" w:hAnsi="Times New Roman" w:cs="Times New Roman"/>
                 <w:sz w:val="28"/>
                 <w:szCs w:val="28"/>
+                <w:lang w:val="ru-RU"/>
               </w:rPr>
             </w:pPr>
-            <w:proofErr w:type="spellStart"/>
-            <w:r>
-              <w:rPr>
-                <w:rFonts w:ascii="Times New Roman" w:hAnsi="Times New Roman" w:cs="Times New Roman"/>
-                <w:sz w:val="28"/>
-                <w:szCs w:val="28"/>
-              </w:rPr>
-              <w:t>Локальная</w:t>
-            </w:r>
-            <w:proofErr w:type="spellEnd"/>
-            <w:r>
-              <w:rPr>
-                <w:rFonts w:ascii="Times New Roman" w:hAnsi="Times New Roman" w:cs="Times New Roman"/>
-                <w:sz w:val="28"/>
-                <w:szCs w:val="28"/>
-              </w:rPr>
-              <w:t xml:space="preserve"> БД SQLite</w:t>
+            <w:r>
+              <w:rPr>
+                <w:rFonts w:ascii="Times New Roman" w:hAnsi="Times New Roman" w:cs="Times New Roman"/>
+                <w:sz w:val="28"/>
+                <w:szCs w:val="28"/>
+                <w:lang w:val="ru-RU"/>
+              </w:rPr>
+              <w:t>Реляционная</w:t>
+            </w:r>
+            <w:r>
+              <w:rPr>
+                <w:rFonts w:ascii="Times New Roman" w:hAnsi="Times New Roman" w:cs="Times New Roman"/>
+                <w:sz w:val="28"/>
+                <w:szCs w:val="28"/>
+                <w:lang w:val="ru-RU"/>
+              </w:rPr>
+              <w:t xml:space="preserve"> БД </w:t>
+            </w:r>
+            <w:r>
+              <w:rPr>
+                <w:rFonts w:ascii="Times New Roman" w:hAnsi="Times New Roman" w:cs="Times New Roman"/>
+                <w:sz w:val="28"/>
+                <w:szCs w:val="28"/>
+              </w:rPr>
+              <w:t>SQLite</w:t>
+            </w:r>
+            <w:r>
+              <w:rPr>
+                <w:rFonts w:ascii="Times New Roman" w:hAnsi="Times New Roman" w:cs="Times New Roman"/>
+                <w:sz w:val="28"/>
+                <w:szCs w:val="28"/>
+                <w:lang w:val="ru-RU"/>
+              </w:rPr>
+              <w:t xml:space="preserve"> с сохранением прогресса</w:t>
             </w:r>
           </w:p>
         </w:tc>
         <w:tc>
           <w:tcPr>
-            <w:tcW w:w="0" w:type="auto"/>
+            <w:tcW w:w="2293" w:type="dxa"/>
             <w:tcBorders>
-              <w:top w:val="single" w:sz="4" w:space="0" w:color="auto"/>
-              <w:left w:val="single" w:sz="4" w:space="0" w:color="auto"/>
-              <w:bottom w:val="single" w:sz="4" w:space="0" w:color="auto"/>
-              <w:right w:val="single" w:sz="4" w:space="0" w:color="auto"/>
+              <w:top w:val="single" w:sz="4" w:space="0" w:color="000000"/>
+              <w:left w:val="single" w:sz="4" w:space="0" w:color="000000"/>
+              <w:bottom w:val="single" w:sz="4" w:space="0" w:color="000000"/>
+              <w:right w:val="single" w:sz="4" w:space="0" w:color="000000"/>
             </w:tcBorders>
             <w:shd w:val="clear" w:color="auto" w:fill="auto"/>
-            <w:tcMar>
-              <w:top w:w="96" w:type="dxa"/>
-              <w:left w:w="144" w:type="dxa"/>
-              <w:bottom w:w="96" w:type="dxa"/>
-              <w:right w:w="144" w:type="dxa"/>
-            </w:tcMar>
             <w:vAlign w:val="center"/>
           </w:tcPr>
           <w:p>
             <w:pPr>
-              <w:ind w:leftChars="-1" w:left="-2"/>
+              <w:ind w:left="-1" w:hanging="11"/>
               <w:jc w:val="center"/>
               <w:rPr>
                 <w:rFonts w:ascii="Times New Roman" w:hAnsi="Times New Roman" w:cs="Times New Roman"/>
@@ -2133,25 +2234,19 @@
         </w:tc>
         <w:tc>
           <w:tcPr>
-            <w:tcW w:w="0" w:type="auto"/>
+            <w:tcW w:w="2108" w:type="dxa"/>
             <w:tcBorders>
-              <w:top w:val="single" w:sz="4" w:space="0" w:color="auto"/>
-              <w:left w:val="single" w:sz="4" w:space="0" w:color="auto"/>
-              <w:bottom w:val="single" w:sz="4" w:space="0" w:color="auto"/>
-              <w:right w:val="single" w:sz="4" w:space="0" w:color="auto"/>
+              <w:top w:val="single" w:sz="4" w:space="0" w:color="000000"/>
+              <w:left w:val="single" w:sz="4" w:space="0" w:color="000000"/>
+              <w:bottom w:val="single" w:sz="4" w:space="0" w:color="000000"/>
+              <w:right w:val="single" w:sz="4" w:space="0" w:color="000000"/>
             </w:tcBorders>
             <w:shd w:val="clear" w:color="auto" w:fill="auto"/>
-            <w:tcMar>
-              <w:top w:w="96" w:type="dxa"/>
-              <w:left w:w="144" w:type="dxa"/>
-              <w:bottom w:w="96" w:type="dxa"/>
-              <w:right w:w="144" w:type="dxa"/>
-            </w:tcMar>
             <w:vAlign w:val="center"/>
           </w:tcPr>
           <w:p>
             <w:pPr>
-              <w:ind w:leftChars="-1" w:left="-2"/>
+              <w:ind w:left="-1" w:hanging="11"/>
               <w:jc w:val="center"/>
               <w:rPr>
                 <w:rFonts w:ascii="Times New Roman" w:hAnsi="Times New Roman" w:cs="Times New Roman"/>
@@ -2193,7 +2288,8 @@
     </w:tbl>
     <w:p>
       <w:pPr>
-        <w:ind w:firstLineChars="214" w:firstLine="599"/>
+        <w:spacing w:line="360" w:lineRule="auto"/>
+        <w:ind w:left="-1" w:firstLine="568"/>
         <w:jc w:val="both"/>
         <w:rPr>
           <w:rFonts w:ascii="Times New Roman" w:hAnsi="Times New Roman" w:cs="Times New Roman"/>
@@ -2202,44 +2298,57 @@
           <w:lang w:val="ru-RU"/>
         </w:rPr>
       </w:pPr>
-      <w:r>
-        <w:rPr>
-          <w:rFonts w:ascii="Times New Roman" w:hAnsi="Times New Roman" w:cs="Times New Roman"/>
-          <w:sz w:val="28"/>
-          <w:szCs w:val="28"/>
-          <w:lang w:val="ru-RU"/>
-        </w:rPr>
-        <w:lastRenderedPageBreak/>
+    </w:p>
+    <w:p>
+      <w:pPr>
+        <w:spacing w:line="360" w:lineRule="auto"/>
+        <w:ind w:left="-1" w:firstLine="568"/>
+        <w:jc w:val="both"/>
+        <w:rPr>
+          <w:rFonts w:ascii="Times New Roman" w:hAnsi="Times New Roman" w:cs="Times New Roman"/>
+          <w:sz w:val="28"/>
+          <w:szCs w:val="28"/>
+          <w:lang w:val="ru-RU"/>
+        </w:rPr>
+      </w:pPr>
+      <w:r>
+        <w:rPr>
+          <w:rFonts w:ascii="Times New Roman" w:hAnsi="Times New Roman" w:cs="Times New Roman"/>
+          <w:sz w:val="28"/>
+          <w:szCs w:val="28"/>
+          <w:lang w:val="ru-RU"/>
+        </w:rPr>
         <w:t xml:space="preserve">Вывод по анализу: </w:t>
       </w:r>
-      <w:proofErr w:type="gramStart"/>
-      <w:r>
-        <w:rPr>
-          <w:rFonts w:ascii="Times New Roman" w:hAnsi="Times New Roman" w:cs="Times New Roman"/>
-          <w:sz w:val="28"/>
-          <w:szCs w:val="28"/>
-          <w:lang w:val="ru-RU"/>
-        </w:rPr>
-        <w:t>В</w:t>
-      </w:r>
-      <w:proofErr w:type="gramEnd"/>
-      <w:r>
-        <w:rPr>
-          <w:rFonts w:ascii="Times New Roman" w:hAnsi="Times New Roman" w:cs="Times New Roman"/>
-          <w:sz w:val="28"/>
-          <w:szCs w:val="28"/>
-          <w:lang w:val="ru-RU"/>
-        </w:rPr>
-        <w:t xml:space="preserve"> отличие от аналогов, ориентированных на визуальную составляющую и сюжет, </w:t>
-      </w:r>
-      <w:r>
-        <w:rPr>
-          <w:rFonts w:ascii="Times New Roman" w:hAnsi="Times New Roman" w:cs="Times New Roman"/>
-          <w:sz w:val="28"/>
-          <w:szCs w:val="28"/>
+      <w:r>
+        <w:rPr>
+          <w:rFonts w:ascii="Times New Roman" w:hAnsi="Times New Roman" w:cs="Times New Roman"/>
+          <w:sz w:val="28"/>
+          <w:szCs w:val="28"/>
+          <w:lang w:val="ru-RU"/>
+        </w:rPr>
+        <w:t>в</w:t>
+      </w:r>
+      <w:r>
+        <w:rPr>
+          <w:rFonts w:ascii="Times New Roman" w:hAnsi="Times New Roman" w:cs="Times New Roman"/>
+          <w:sz w:val="28"/>
+          <w:szCs w:val="28"/>
+          <w:lang w:val="ru-RU"/>
+        </w:rPr>
+        <w:t xml:space="preserve"> отличие от коммерческих аналогов, ориентированных на визуальную составляющую и сюжет, </w:t>
+      </w:r>
+      <w:proofErr w:type="spellStart"/>
+      <w:r>
+        <w:rPr>
+          <w:rFonts w:ascii="Times New Roman" w:hAnsi="Times New Roman" w:cs="Times New Roman"/>
+          <w:sz w:val="28"/>
+          <w:szCs w:val="28"/>
+          <w:lang w:val="ru-RU"/>
         </w:rPr>
         <w:t>Greenhouse</w:t>
       </w:r>
+      <w:proofErr w:type="spellEnd"/>
       <w:r>
         <w:rPr>
           <w:rFonts w:ascii="Times New Roman" w:hAnsi="Times New Roman" w:cs="Times New Roman"/>
@@ -2249,22 +2358,25 @@
         </w:rPr>
         <w:t xml:space="preserve"> </w:t>
       </w:r>
-      <w:r>
-        <w:rPr>
-          <w:rFonts w:ascii="Times New Roman" w:hAnsi="Times New Roman" w:cs="Times New Roman"/>
-          <w:sz w:val="28"/>
-          <w:szCs w:val="28"/>
+      <w:proofErr w:type="spellStart"/>
+      <w:r>
+        <w:rPr>
+          <w:rFonts w:ascii="Times New Roman" w:hAnsi="Times New Roman" w:cs="Times New Roman"/>
+          <w:sz w:val="28"/>
+          <w:szCs w:val="28"/>
+          <w:lang w:val="ru-RU"/>
         </w:rPr>
         <w:t>Simulator</w:t>
       </w:r>
-      <w:r>
-        <w:rPr>
-          <w:rFonts w:ascii="Times New Roman" w:hAnsi="Times New Roman" w:cs="Times New Roman"/>
-          <w:sz w:val="28"/>
-          <w:szCs w:val="28"/>
-          <w:lang w:val="ru-RU"/>
-        </w:rPr>
-        <w:t xml:space="preserve"> делает упор на архитектурную сложность. Использование </w:t>
+      <w:proofErr w:type="spellEnd"/>
+      <w:r>
+        <w:rPr>
+          <w:rFonts w:ascii="Times New Roman" w:hAnsi="Times New Roman" w:cs="Times New Roman"/>
+          <w:sz w:val="28"/>
+          <w:szCs w:val="28"/>
+          <w:lang w:val="ru-RU"/>
+        </w:rPr>
+        <w:t xml:space="preserve"> делает упор на архитектурную сложность и образовательную ценность, используя </w:t>
       </w:r>
       <w:proofErr w:type="spellStart"/>
       <w:r>
@@ -2274,7 +2386,7 @@
           <w:szCs w:val="28"/>
           <w:lang w:val="ru-RU"/>
         </w:rPr>
-        <w:t>многопоточности</w:t>
+        <w:t>многопоточность</w:t>
       </w:r>
       <w:proofErr w:type="spellEnd"/>
       <w:r>
@@ -2284,13 +2396,92 @@
           <w:szCs w:val="28"/>
           <w:lang w:val="ru-RU"/>
         </w:rPr>
-        <w:t xml:space="preserve"> позволяет симулировать процессы роста и погоды независимо друг от друга в реальном времени, что делает модель более технически достоверной и интересной для изучения логики «под капотом».</w:t>
+        <w:t xml:space="preserve"> для симуляции процессов роста и погоды в реальном времени</w:t>
+      </w:r>
+      <w:r>
+        <w:rPr>
+          <w:rFonts w:ascii="Times New Roman" w:hAnsi="Times New Roman" w:cs="Times New Roman"/>
+          <w:sz w:val="28"/>
+          <w:szCs w:val="28"/>
+          <w:lang w:val="ru-RU"/>
+        </w:rPr>
+        <w:t>.</w:t>
+      </w:r>
+    </w:p>
+    <w:p>
+      <w:pPr>
+        <w:spacing w:line="360" w:lineRule="auto"/>
+        <w:ind w:left="-1" w:firstLine="568"/>
+        <w:jc w:val="both"/>
+        <w:rPr>
+          <w:rFonts w:ascii="Times New Roman" w:hAnsi="Times New Roman" w:cs="Times New Roman"/>
+          <w:sz w:val="28"/>
+          <w:szCs w:val="28"/>
+          <w:lang w:val="ru-RU"/>
+        </w:rPr>
+      </w:pPr>
+      <w:r>
+        <w:rPr>
+          <w:rFonts w:ascii="Times New Roman" w:hAnsi="Times New Roman" w:cs="Times New Roman"/>
+          <w:sz w:val="28"/>
+          <w:szCs w:val="28"/>
+          <w:lang w:val="ru-RU"/>
+        </w:rPr>
+        <w:t>П</w:t>
+      </w:r>
+      <w:r>
+        <w:rPr>
+          <w:rFonts w:ascii="Times New Roman" w:hAnsi="Times New Roman" w:cs="Times New Roman"/>
+          <w:sz w:val="28"/>
+          <w:szCs w:val="28"/>
+          <w:lang w:val="ru-RU"/>
+        </w:rPr>
+        <w:t xml:space="preserve">рименение реляционной базы данных </w:t>
+      </w:r>
+      <w:proofErr w:type="spellStart"/>
+      <w:r>
+        <w:rPr>
+          <w:rFonts w:ascii="Times New Roman" w:hAnsi="Times New Roman" w:cs="Times New Roman"/>
+          <w:sz w:val="28"/>
+          <w:szCs w:val="28"/>
+          <w:lang w:val="ru-RU"/>
+        </w:rPr>
+        <w:t>SQLite</w:t>
+      </w:r>
+      <w:proofErr w:type="spellEnd"/>
+      <w:r>
+        <w:rPr>
+          <w:rFonts w:ascii="Times New Roman" w:hAnsi="Times New Roman" w:cs="Times New Roman"/>
+          <w:sz w:val="28"/>
+          <w:szCs w:val="28"/>
+          <w:lang w:val="ru-RU"/>
+        </w:rPr>
+        <w:t xml:space="preserve"> для хранения сохранений и ведения таблицы рекордов обеспечивает надежность и возможность аналитики, при этом графический интерфейс </w:t>
+      </w:r>
+      <w:r>
+        <w:rPr>
+          <w:rFonts w:ascii="Times New Roman" w:hAnsi="Times New Roman" w:cs="Times New Roman"/>
+          <w:sz w:val="28"/>
+          <w:szCs w:val="28"/>
+          <w:lang w:val="ru-RU"/>
+        </w:rPr>
+        <w:t>позволяет</w:t>
+      </w:r>
+      <w:r>
+        <w:rPr>
+          <w:rFonts w:ascii="Times New Roman" w:hAnsi="Times New Roman" w:cs="Times New Roman"/>
+          <w:sz w:val="28"/>
+          <w:szCs w:val="28"/>
+          <w:lang w:val="ru-RU"/>
+        </w:rPr>
+        <w:t xml:space="preserve"> проекту занять свою нишу образовательного симулятора, демонстрирующего передовые программные решения на примере увлекательной игровой механики.</w:t>
       </w:r>
     </w:p>
     <w:sectPr>
       <w:pgSz w:w="11906" w:h="16838"/>
-      <w:pgMar w:top="1440" w:right="1800" w:bottom="1440" w:left="1800" w:header="720" w:footer="720" w:gutter="0"/>
+      <w:pgMar w:top="1440" w:right="1800" w:bottom="1440" w:left="1800" w:header="0" w:footer="0" w:gutter="0"/>
       <w:cols w:space="720"/>
+      <w:formProt w:val="0"/>
       <w:docGrid w:linePitch="360"/>
     </w:sectPr>
   </w:body>
@@ -2300,9 +2491,251 @@
 <file path=word/numbering.xml><?xml version="1.0" encoding="utf-8"?>
 <w:numbering xmlns:wpc="http://schemas.microsoft.com/office/word/2010/wordprocessingCanvas" xmlns:cx="http://schemas.microsoft.com/office/drawing/2014/chartex" xmlns:mc="http://schemas.openxmlformats.org/markup-compatibility/2006" xmlns:o="urn:schemas-microsoft-com:office:office" xmlns:r="http://schemas.openxmlformats.org/officeDocument/2006/relationships" xmlns:m="http://schemas.openxmlformats.org/officeDocument/2006/math" xmlns:v="urn:schemas-microsoft-com:vml" xmlns:wp14="http://schemas.microsoft.com/office/word/2010/wordprocessingDrawing" xmlns:wp="http://schemas.openxmlformats.org/drawingml/2006/wordprocessingDrawing" xmlns:w10="urn:schemas-microsoft-com:office:word" xmlns:w="http://schemas.openxmlformats.org/wordprocessingml/2006/main" xmlns:w14="http://schemas.microsoft.com/office/word/2010/wordml" xmlns:w15="http://schemas.microsoft.com/office/word/2012/wordml" xmlns:w16se="http://schemas.microsoft.com/office/word/2015/wordml/symex" xmlns:wpg="http://schemas.microsoft.com/office/word/2010/wordprocessingGroup" xmlns:wpi="http://schemas.microsoft.com/office/word/2010/wordprocessingInk" xmlns:wne="http://schemas.microsoft.com/office/word/2006/wordml" xmlns:wps="http://schemas.microsoft.com/office/word/2010/wordprocessingShape" mc:Ignorable="w14 w15 w16se wp14">
   <w:abstractNum w:abstractNumId="0" w15:restartNumberingAfterBreak="0">
-    <w:nsid w:val="F7FB1B87"/>
-    <w:multiLevelType w:val="singleLevel"/>
-    <w:tmpl w:val="F7FB1B87"/>
+    <w:nsid w:val="532F782C"/>
+    <w:multiLevelType w:val="multilevel"/>
+    <w:tmpl w:val="E94EED04"/>
+    <w:lvl w:ilvl="0">
+      <w:start w:val="1"/>
+      <w:numFmt w:val="none"/>
+      <w:suff w:val="nothing"/>
+      <w:lvlText w:val=""/>
+      <w:lvlJc w:val="left"/>
+      <w:pPr>
+        <w:tabs>
+          <w:tab w:val="num" w:pos="0"/>
+        </w:tabs>
+        <w:ind w:left="0" w:firstLine="0"/>
+      </w:pPr>
+    </w:lvl>
+    <w:lvl w:ilvl="1">
+      <w:start w:val="1"/>
+      <w:numFmt w:val="none"/>
+      <w:suff w:val="nothing"/>
+      <w:lvlText w:val=""/>
+      <w:lvlJc w:val="left"/>
+      <w:pPr>
+        <w:tabs>
+          <w:tab w:val="num" w:pos="0"/>
+        </w:tabs>
+        <w:ind w:left="0" w:firstLine="0"/>
+      </w:pPr>
+    </w:lvl>
+    <w:lvl w:ilvl="2">
+      <w:start w:val="1"/>
+      <w:numFmt w:val="none"/>
+      <w:suff w:val="nothing"/>
+      <w:lvlText w:val=""/>
+      <w:lvlJc w:val="left"/>
+      <w:pPr>
+        <w:tabs>
+          <w:tab w:val="num" w:pos="0"/>
+        </w:tabs>
+        <w:ind w:left="0" w:firstLine="0"/>
+      </w:pPr>
+    </w:lvl>
+    <w:lvl w:ilvl="3">
+      <w:start w:val="1"/>
+      <w:numFmt w:val="none"/>
+      <w:suff w:val="nothing"/>
+      <w:lvlText w:val=""/>
+      <w:lvlJc w:val="left"/>
+      <w:pPr>
+        <w:tabs>
+          <w:tab w:val="num" w:pos="0"/>
+        </w:tabs>
+        <w:ind w:left="0" w:firstLine="0"/>
+      </w:pPr>
+    </w:lvl>
+    <w:lvl w:ilvl="4">
+      <w:start w:val="1"/>
+      <w:numFmt w:val="none"/>
+      <w:suff w:val="nothing"/>
+      <w:lvlText w:val=""/>
+      <w:lvlJc w:val="left"/>
+      <w:pPr>
+        <w:tabs>
+          <w:tab w:val="num" w:pos="0"/>
+        </w:tabs>
+        <w:ind w:left="0" w:firstLine="0"/>
+      </w:pPr>
+    </w:lvl>
+    <w:lvl w:ilvl="5">
+      <w:start w:val="1"/>
+      <w:numFmt w:val="none"/>
+      <w:suff w:val="nothing"/>
+      <w:lvlText w:val=""/>
+      <w:lvlJc w:val="left"/>
+      <w:pPr>
+        <w:tabs>
+          <w:tab w:val="num" w:pos="0"/>
+        </w:tabs>
+        <w:ind w:left="0" w:firstLine="0"/>
+      </w:pPr>
+    </w:lvl>
+    <w:lvl w:ilvl="6">
+      <w:start w:val="1"/>
+      <w:numFmt w:val="none"/>
+      <w:suff w:val="nothing"/>
+      <w:lvlText w:val=""/>
+      <w:lvlJc w:val="left"/>
+      <w:pPr>
+        <w:tabs>
+          <w:tab w:val="num" w:pos="0"/>
+        </w:tabs>
+        <w:ind w:left="0" w:firstLine="0"/>
+      </w:pPr>
+    </w:lvl>
+    <w:lvl w:ilvl="7">
+      <w:start w:val="1"/>
+      <w:numFmt w:val="none"/>
+      <w:suff w:val="nothing"/>
+      <w:lvlText w:val=""/>
+      <w:lvlJc w:val="left"/>
+      <w:pPr>
+        <w:tabs>
+          <w:tab w:val="num" w:pos="0"/>
+        </w:tabs>
+        <w:ind w:left="0" w:firstLine="0"/>
+      </w:pPr>
+    </w:lvl>
+    <w:lvl w:ilvl="8">
+      <w:start w:val="1"/>
+      <w:numFmt w:val="none"/>
+      <w:suff w:val="nothing"/>
+      <w:lvlText w:val=""/>
+      <w:lvlJc w:val="left"/>
+      <w:pPr>
+        <w:tabs>
+          <w:tab w:val="num" w:pos="0"/>
+        </w:tabs>
+        <w:ind w:left="0" w:firstLine="0"/>
+      </w:pPr>
+    </w:lvl>
+  </w:abstractNum>
+  <w:abstractNum w:abstractNumId="1" w15:restartNumberingAfterBreak="0">
+    <w:nsid w:val="6AA631A2"/>
+    <w:multiLevelType w:val="hybridMultilevel"/>
+    <w:tmpl w:val="82349508"/>
+    <w:lvl w:ilvl="0" w:tplc="8D683C18">
+      <w:numFmt w:val="bullet"/>
+      <w:lvlText w:val="—"/>
+      <w:lvlJc w:val="left"/>
+      <w:pPr>
+        <w:ind w:left="1322" w:hanging="360"/>
+      </w:pPr>
+      <w:rPr>
+        <w:rFonts w:ascii="Times New Roman" w:eastAsia="Times New Roman" w:hAnsi="Times New Roman" w:cs="Times New Roman" w:hint="default"/>
+        <w:b w:val="0"/>
+        <w:bCs w:val="0"/>
+        <w:i w:val="0"/>
+        <w:iCs w:val="0"/>
+        <w:spacing w:val="0"/>
+        <w:w w:val="100"/>
+        <w:sz w:val="28"/>
+        <w:szCs w:val="28"/>
+      </w:rPr>
+    </w:lvl>
+    <w:lvl w:ilvl="1" w:tplc="04190003" w:tentative="1">
+      <w:start w:val="1"/>
+      <w:numFmt w:val="bullet"/>
+      <w:lvlText w:val="o"/>
+      <w:lvlJc w:val="left"/>
+      <w:pPr>
+        <w:ind w:left="2042" w:hanging="360"/>
+      </w:pPr>
+      <w:rPr>
+        <w:rFonts w:ascii="Courier New" w:hAnsi="Courier New" w:cs="Courier New" w:hint="default"/>
+      </w:rPr>
+    </w:lvl>
+    <w:lvl w:ilvl="2" w:tplc="04190005" w:tentative="1">
+      <w:start w:val="1"/>
+      <w:numFmt w:val="bullet"/>
+      <w:lvlText w:val=""/>
+      <w:lvlJc w:val="left"/>
+      <w:pPr>
+        <w:ind w:left="2762" w:hanging="360"/>
+      </w:pPr>
+      <w:rPr>
+        <w:rFonts w:ascii="Wingdings" w:hAnsi="Wingdings" w:hint="default"/>
+      </w:rPr>
+    </w:lvl>
+    <w:lvl w:ilvl="3" w:tplc="04190001" w:tentative="1">
+      <w:start w:val="1"/>
+      <w:numFmt w:val="bullet"/>
+      <w:lvlText w:val=""/>
+      <w:lvlJc w:val="left"/>
+      <w:pPr>
+        <w:ind w:left="3482" w:hanging="360"/>
+      </w:pPr>
+      <w:rPr>
+        <w:rFonts w:ascii="Symbol" w:hAnsi="Symbol" w:hint="default"/>
+      </w:rPr>
+    </w:lvl>
+    <w:lvl w:ilvl="4" w:tplc="04190003" w:tentative="1">
+      <w:start w:val="1"/>
+      <w:numFmt w:val="bullet"/>
+      <w:lvlText w:val="o"/>
+      <w:lvlJc w:val="left"/>
+      <w:pPr>
+        <w:ind w:left="4202" w:hanging="360"/>
+      </w:pPr>
+      <w:rPr>
+        <w:rFonts w:ascii="Courier New" w:hAnsi="Courier New" w:cs="Courier New" w:hint="default"/>
+      </w:rPr>
+    </w:lvl>
+    <w:lvl w:ilvl="5" w:tplc="04190005" w:tentative="1">
+      <w:start w:val="1"/>
+      <w:numFmt w:val="bullet"/>
+      <w:lvlText w:val=""/>
+      <w:lvlJc w:val="left"/>
+      <w:pPr>
+        <w:ind w:left="4922" w:hanging="360"/>
+      </w:pPr>
+      <w:rPr>
+        <w:rFonts w:ascii="Wingdings" w:hAnsi="Wingdings" w:hint="default"/>
+      </w:rPr>
+    </w:lvl>
+    <w:lvl w:ilvl="6" w:tplc="04190001" w:tentative="1">
+      <w:start w:val="1"/>
+      <w:numFmt w:val="bullet"/>
+      <w:lvlText w:val=""/>
+      <w:lvlJc w:val="left"/>
+      <w:pPr>
+        <w:ind w:left="5642" w:hanging="360"/>
+      </w:pPr>
+      <w:rPr>
+        <w:rFonts w:ascii="Symbol" w:hAnsi="Symbol" w:hint="default"/>
+      </w:rPr>
+    </w:lvl>
+    <w:lvl w:ilvl="7" w:tplc="04190003" w:tentative="1">
+      <w:start w:val="1"/>
+      <w:numFmt w:val="bullet"/>
+      <w:lvlText w:val="o"/>
+      <w:lvlJc w:val="left"/>
+      <w:pPr>
+        <w:ind w:left="6362" w:hanging="360"/>
+      </w:pPr>
+      <w:rPr>
+        <w:rFonts w:ascii="Courier New" w:hAnsi="Courier New" w:cs="Courier New" w:hint="default"/>
+      </w:rPr>
+    </w:lvl>
+    <w:lvl w:ilvl="8" w:tplc="04190005" w:tentative="1">
+      <w:start w:val="1"/>
+      <w:numFmt w:val="bullet"/>
+      <w:lvlText w:val=""/>
+      <w:lvlJc w:val="left"/>
+      <w:pPr>
+        <w:ind w:left="7082" w:hanging="360"/>
+      </w:pPr>
+      <w:rPr>
+        <w:rFonts w:ascii="Wingdings" w:hAnsi="Wingdings" w:hint="default"/>
+      </w:rPr>
+    </w:lvl>
+  </w:abstractNum>
+  <w:abstractNum w:abstractNumId="2" w15:restartNumberingAfterBreak="0">
+    <w:nsid w:val="765C74F4"/>
+    <w:multiLevelType w:val="multilevel"/>
+    <w:tmpl w:val="317E0E36"/>
     <w:lvl w:ilvl="0">
       <w:start w:val="1"/>
       <w:numFmt w:val="bullet"/>
@@ -2310,7 +2743,7 @@
       <w:lvlJc w:val="left"/>
       <w:pPr>
         <w:tabs>
-          <w:tab w:val="left" w:pos="420"/>
+          <w:tab w:val="num" w:pos="420"/>
         </w:tabs>
         <w:ind w:left="420" w:hanging="420"/>
       </w:pPr>
@@ -2318,9 +2751,111 @@
         <w:rFonts w:ascii="Arial" w:hAnsi="Arial" w:cs="Arial" w:hint="default"/>
       </w:rPr>
     </w:lvl>
+    <w:lvl w:ilvl="1">
+      <w:start w:val="1"/>
+      <w:numFmt w:val="decimal"/>
+      <w:lvlText w:val="%2."/>
+      <w:lvlJc w:val="left"/>
+      <w:pPr>
+        <w:tabs>
+          <w:tab w:val="num" w:pos="1080"/>
+        </w:tabs>
+        <w:ind w:left="1080" w:hanging="360"/>
+      </w:pPr>
+    </w:lvl>
+    <w:lvl w:ilvl="2">
+      <w:start w:val="1"/>
+      <w:numFmt w:val="decimal"/>
+      <w:lvlText w:val="%3."/>
+      <w:lvlJc w:val="left"/>
+      <w:pPr>
+        <w:tabs>
+          <w:tab w:val="num" w:pos="1440"/>
+        </w:tabs>
+        <w:ind w:left="1440" w:hanging="360"/>
+      </w:pPr>
+    </w:lvl>
+    <w:lvl w:ilvl="3">
+      <w:start w:val="1"/>
+      <w:numFmt w:val="decimal"/>
+      <w:lvlText w:val="%4."/>
+      <w:lvlJc w:val="left"/>
+      <w:pPr>
+        <w:tabs>
+          <w:tab w:val="num" w:pos="1800"/>
+        </w:tabs>
+        <w:ind w:left="1800" w:hanging="360"/>
+      </w:pPr>
+    </w:lvl>
+    <w:lvl w:ilvl="4">
+      <w:start w:val="1"/>
+      <w:numFmt w:val="decimal"/>
+      <w:lvlText w:val="%5."/>
+      <w:lvlJc w:val="left"/>
+      <w:pPr>
+        <w:tabs>
+          <w:tab w:val="num" w:pos="2160"/>
+        </w:tabs>
+        <w:ind w:left="2160" w:hanging="360"/>
+      </w:pPr>
+    </w:lvl>
+    <w:lvl w:ilvl="5">
+      <w:start w:val="1"/>
+      <w:numFmt w:val="decimal"/>
+      <w:lvlText w:val="%6."/>
+      <w:lvlJc w:val="left"/>
+      <w:pPr>
+        <w:tabs>
+          <w:tab w:val="num" w:pos="2520"/>
+        </w:tabs>
+        <w:ind w:left="2520" w:hanging="360"/>
+      </w:pPr>
+    </w:lvl>
+    <w:lvl w:ilvl="6">
+      <w:start w:val="1"/>
+      <w:numFmt w:val="decimal"/>
+      <w:lvlText w:val="%7."/>
+      <w:lvlJc w:val="left"/>
+      <w:pPr>
+        <w:tabs>
+          <w:tab w:val="num" w:pos="2880"/>
+        </w:tabs>
+        <w:ind w:left="2880" w:hanging="360"/>
+      </w:pPr>
+    </w:lvl>
+    <w:lvl w:ilvl="7">
+      <w:start w:val="1"/>
+      <w:numFmt w:val="decimal"/>
+      <w:lvlText w:val="%8."/>
+      <w:lvlJc w:val="left"/>
+      <w:pPr>
+        <w:tabs>
+          <w:tab w:val="num" w:pos="3240"/>
+        </w:tabs>
+        <w:ind w:left="3240" w:hanging="360"/>
+      </w:pPr>
+    </w:lvl>
+    <w:lvl w:ilvl="8">
+      <w:start w:val="1"/>
+      <w:numFmt w:val="decimal"/>
+      <w:lvlText w:val="%9."/>
+      <w:lvlJc w:val="left"/>
+      <w:pPr>
+        <w:tabs>
+          <w:tab w:val="num" w:pos="3600"/>
+        </w:tabs>
+        <w:ind w:left="3600" w:hanging="360"/>
+      </w:pPr>
+    </w:lvl>
   </w:abstractNum>
   <w:num w:numId="1">
+    <w:abstractNumId w:val="2"/>
+  </w:num>
+  <w:num w:numId="2">
     <w:abstractNumId w:val="0"/>
+  </w:num>
+  <w:num w:numId="3">
+    <w:abstractNumId w:val="1"/>
   </w:num>
 </w:numbering>
 </file>
@@ -2334,7 +2869,11 @@
         <w:lang w:val="ru-RU" w:eastAsia="ru-RU" w:bidi="ar-SA"/>
       </w:rPr>
     </w:rPrDefault>
-    <w:pPrDefault/>
+    <w:pPrDefault>
+      <w:pPr>
+        <w:suppressAutoHyphens/>
+      </w:pPr>
+    </w:pPrDefault>
   </w:docDefaults>
   <w:latentStyles w:defLockedState="0" w:defUIPriority="0" w:defSemiHidden="0" w:defUnhideWhenUsed="0" w:defQFormat="0" w:count="371">
     <w:lsdException w:name="Normal" w:qFormat="1"/>
@@ -2640,7 +3179,7 @@
       <w:outlineLvl w:val="1"/>
     </w:pPr>
     <w:rPr>
-      <w:rFonts w:ascii="SimSun" w:hAnsi="SimSun" w:hint="eastAsia"/>
+      <w:rFonts w:ascii="SimSun" w:hAnsi="SimSun"/>
       <w:b/>
       <w:bCs/>
       <w:i/>
@@ -2661,7 +3200,7 @@
       <w:outlineLvl w:val="2"/>
     </w:pPr>
     <w:rPr>
-      <w:rFonts w:ascii="SimSun" w:hAnsi="SimSun" w:hint="eastAsia"/>
+      <w:rFonts w:ascii="SimSun" w:hAnsi="SimSun"/>
       <w:b/>
       <w:bCs/>
       <w:sz w:val="26"/>
@@ -2680,7 +3219,7 @@
       <w:outlineLvl w:val="3"/>
     </w:pPr>
     <w:rPr>
-      <w:rFonts w:ascii="SimSun" w:hAnsi="SimSun" w:hint="eastAsia"/>
+      <w:rFonts w:ascii="SimSun" w:hAnsi="SimSun"/>
       <w:b/>
       <w:bCs/>
       <w:sz w:val="24"/>
@@ -2735,6 +3274,62 @@
     </w:rPr>
   </w:style>
   <w:style w:type="paragraph" w:styleId="a4">
+    <w:name w:val="Title"/>
+    <w:basedOn w:val="a"/>
+    <w:next w:val="a5"/>
+    <w:qFormat/>
+    <w:pPr>
+      <w:keepNext/>
+      <w:spacing w:before="240" w:after="120"/>
+    </w:pPr>
+    <w:rPr>
+      <w:rFonts w:ascii="Liberation Sans" w:eastAsia="Microsoft YaHei" w:hAnsi="Liberation Sans" w:cs="Arial"/>
+      <w:sz w:val="28"/>
+      <w:szCs w:val="28"/>
+    </w:rPr>
+  </w:style>
+  <w:style w:type="paragraph" w:styleId="a5">
+    <w:name w:val="Body Text"/>
+    <w:basedOn w:val="a"/>
+    <w:pPr>
+      <w:spacing w:after="140" w:line="276" w:lineRule="auto"/>
+    </w:pPr>
+  </w:style>
+  <w:style w:type="paragraph" w:styleId="a6">
+    <w:name w:val="List"/>
+    <w:basedOn w:val="a5"/>
+    <w:rPr>
+      <w:rFonts w:cs="Arial"/>
+    </w:rPr>
+  </w:style>
+  <w:style w:type="paragraph" w:styleId="a7">
+    <w:name w:val="caption"/>
+    <w:basedOn w:val="a"/>
+    <w:qFormat/>
+    <w:pPr>
+      <w:suppressLineNumbers/>
+      <w:spacing w:before="120" w:after="120"/>
+    </w:pPr>
+    <w:rPr>
+      <w:rFonts w:cs="Arial"/>
+      <w:i/>
+      <w:iCs/>
+      <w:sz w:val="24"/>
+      <w:szCs w:val="24"/>
+    </w:rPr>
+  </w:style>
+  <w:style w:type="paragraph" w:styleId="a8">
+    <w:name w:val="index heading"/>
+    <w:basedOn w:val="a"/>
+    <w:qFormat/>
+    <w:pPr>
+      <w:suppressLineNumbers/>
+    </w:pPr>
+    <w:rPr>
+      <w:rFonts w:cs="Arial"/>
+    </w:rPr>
+  </w:style>
+  <w:style w:type="paragraph" w:styleId="a9">
     <w:name w:val="Normal (Web)"/>
     <w:qFormat/>
     <w:pPr>
@@ -2748,6 +3343,7 @@
   </w:style>
   <w:style w:type="paragraph" w:styleId="HTML0">
     <w:name w:val="HTML Preformatted"/>
+    <w:qFormat/>
     <w:pPr>
       <w:tabs>
         <w:tab w:val="left" w:pos="916"/>
@@ -2769,11 +3365,28 @@
       </w:tabs>
     </w:pPr>
     <w:rPr>
-      <w:rFonts w:ascii="SimSun" w:hAnsi="SimSun" w:hint="eastAsia"/>
+      <w:rFonts w:ascii="SimSun" w:hAnsi="SimSun"/>
       <w:sz w:val="24"/>
       <w:szCs w:val="24"/>
       <w:lang w:val="en-US" w:eastAsia="zh-CN"/>
     </w:rPr>
+  </w:style>
+  <w:style w:type="numbering" w:customStyle="1" w:styleId="aa">
+    <w:name w:val="Без списка"/>
+    <w:uiPriority w:val="99"/>
+    <w:semiHidden/>
+    <w:unhideWhenUsed/>
+    <w:qFormat/>
+  </w:style>
+  <w:style w:type="paragraph" w:styleId="ab">
+    <w:name w:val="List Paragraph"/>
+    <w:basedOn w:val="a"/>
+    <w:uiPriority w:val="99"/>
+    <w:rsid w:val="008B26E0"/>
+    <w:pPr>
+      <w:ind w:left="720"/>
+      <w:contextualSpacing/>
+    </w:pPr>
   </w:style>
 </w:styles>
 </file>
@@ -2783,10 +3396,10 @@
   <a:themeElements>
     <a:clrScheme name="Office">
       <a:dk1>
-        <a:sysClr val="windowText" lastClr="000000"/>
+        <a:srgbClr val="000000"/>
       </a:dk1>
       <a:lt1>
-        <a:sysClr val="window" lastClr="FFFFFF"/>
+        <a:srgbClr val="FFFFFF"/>
       </a:lt1>
       <a:dk2>
         <a:srgbClr val="44546A"/>
@@ -2824,116 +3437,52 @@
         <a:latin typeface="Calibri Light"/>
         <a:ea typeface=""/>
         <a:cs typeface=""/>
-        <a:font script="Jpan" typeface="ＭＳ ゴシック"/>
-        <a:font script="Hang" typeface="맑은 고딕"/>
-        <a:font script="Hans" typeface="宋体"/>
-        <a:font script="Hant" typeface="新細明體"/>
-        <a:font script="Arab" typeface="Times New Roman"/>
-        <a:font script="Hebr" typeface="Times New Roman"/>
-        <a:font script="Thai" typeface="Angsana New"/>
-        <a:font script="Ethi" typeface="Nyala"/>
-        <a:font script="Beng" typeface="Vrinda"/>
-        <a:font script="Gujr" typeface="Shruti"/>
-        <a:font script="Khmr" typeface="MoolBoran"/>
-        <a:font script="Knda" typeface="Tunga"/>
-        <a:font script="Guru" typeface="Raavi"/>
-        <a:font script="Cans" typeface="Euphemia"/>
-        <a:font script="Cher" typeface="Plantagenet Cherokee"/>
-        <a:font script="Yiii" typeface="Microsoft Yi Baiti"/>
-        <a:font script="Tibt" typeface="Microsoft Himalaya"/>
-        <a:font script="Thaa" typeface="MV Boli"/>
-        <a:font script="Deva" typeface="Mangal"/>
-        <a:font script="Telu" typeface="Gautami"/>
-        <a:font script="Taml" typeface="Latha"/>
-        <a:font script="Syrc" typeface="Estrangelo Edessa"/>
-        <a:font script="Orya" typeface="Kalinga"/>
-        <a:font script="Mlym" typeface="Kartika"/>
-        <a:font script="Laoo" typeface="DokChampa"/>
-        <a:font script="Sinh" typeface="Iskoola Pota"/>
-        <a:font script="Mong" typeface="Mongolian Baiti"/>
-        <a:font script="Viet" typeface="Times New Roman"/>
-        <a:font script="Uigh" typeface="Microsoft Uighur"/>
-        <a:font script="Geor" typeface="Sylfaen"/>
       </a:majorFont>
       <a:minorFont>
         <a:latin typeface="Calibri"/>
         <a:ea typeface=""/>
         <a:cs typeface=""/>
-        <a:font script="Jpan" typeface="ＭＳ 明朝"/>
-        <a:font script="Hang" typeface="맑은 고딕"/>
-        <a:font script="Hans" typeface="宋体"/>
-        <a:font script="Hant" typeface="新細明體"/>
-        <a:font script="Arab" typeface="Arial"/>
-        <a:font script="Hebr" typeface="Arial"/>
-        <a:font script="Thai" typeface="Cordia New"/>
-        <a:font script="Ethi" typeface="Nyala"/>
-        <a:font script="Beng" typeface="Vrinda"/>
-        <a:font script="Gujr" typeface="Shruti"/>
-        <a:font script="Khmr" typeface="DaunPenh"/>
-        <a:font script="Knda" typeface="Tunga"/>
-        <a:font script="Guru" typeface="Raavi"/>
-        <a:font script="Cans" typeface="Euphemia"/>
-        <a:font script="Cher" typeface="Plantagenet Cherokee"/>
-        <a:font script="Yiii" typeface="Microsoft Yi Baiti"/>
-        <a:font script="Tibt" typeface="Microsoft Himalaya"/>
-        <a:font script="Thaa" typeface="MV Boli"/>
-        <a:font script="Deva" typeface="Mangal"/>
-        <a:font script="Telu" typeface="Gautami"/>
-        <a:font script="Taml" typeface="Latha"/>
-        <a:font script="Syrc" typeface="Estrangelo Edessa"/>
-        <a:font script="Orya" typeface="Kalinga"/>
-        <a:font script="Mlym" typeface="Kartika"/>
-        <a:font script="Laoo" typeface="DokChampa"/>
-        <a:font script="Sinh" typeface="Iskoola Pota"/>
-        <a:font script="Mong" typeface="Mongolian Baiti"/>
-        <a:font script="Viet" typeface="Arial"/>
-        <a:font script="Uigh" typeface="Microsoft Uighur"/>
-        <a:font script="Geor" typeface="Sylfaen"/>
       </a:minorFont>
     </a:fontScheme>
-    <a:fmtScheme name="Office">
+    <a:fmtScheme>
       <a:fillStyleLst>
         <a:solidFill>
           <a:schemeClr val="phClr"/>
         </a:solidFill>
-        <a:gradFill rotWithShape="1">
+        <a:gradFill>
           <a:gsLst>
             <a:gs pos="0">
               <a:schemeClr val="phClr">
                 <a:lumMod val="110000"/>
-                <a:satMod val="105000"/>
                 <a:tint val="67000"/>
               </a:schemeClr>
             </a:gs>
             <a:gs pos="50000">
               <a:schemeClr val="phClr">
                 <a:lumMod val="105000"/>
-                <a:satMod val="103000"/>
                 <a:tint val="73000"/>
               </a:schemeClr>
             </a:gs>
             <a:gs pos="100000">
               <a:schemeClr val="phClr">
                 <a:lumMod val="105000"/>
-                <a:satMod val="109000"/>
                 <a:tint val="81000"/>
               </a:schemeClr>
             </a:gs>
           </a:gsLst>
           <a:lin ang="5400000" scaled="0"/>
+          <a:tileRect/>
         </a:gradFill>
-        <a:gradFill rotWithShape="1">
+        <a:gradFill>
           <a:gsLst>
             <a:gs pos="0">
               <a:schemeClr val="phClr">
-                <a:satMod val="103000"/>
                 <a:lumMod val="102000"/>
                 <a:tint val="94000"/>
               </a:schemeClr>
             </a:gs>
             <a:gs pos="50000">
               <a:schemeClr val="phClr">
-                <a:satMod val="110000"/>
                 <a:lumMod val="100000"/>
                 <a:shade val="100000"/>
               </a:schemeClr>
@@ -2941,33 +3490,24 @@
             <a:gs pos="100000">
               <a:schemeClr val="phClr">
                 <a:lumMod val="99000"/>
-                <a:satMod val="120000"/>
                 <a:shade val="78000"/>
               </a:schemeClr>
             </a:gs>
           </a:gsLst>
           <a:lin ang="5400000" scaled="0"/>
+          <a:tileRect/>
         </a:gradFill>
       </a:fillStyleLst>
       <a:lnStyleLst>
         <a:ln w="6350" cap="flat" cmpd="sng" algn="ctr">
-          <a:solidFill>
-            <a:schemeClr val="phClr"/>
-          </a:solidFill>
           <a:prstDash val="solid"/>
           <a:miter lim="800000"/>
         </a:ln>
         <a:ln w="12700" cap="flat" cmpd="sng" algn="ctr">
-          <a:solidFill>
-            <a:schemeClr val="phClr"/>
-          </a:solidFill>
           <a:prstDash val="solid"/>
           <a:miter lim="800000"/>
         </a:ln>
         <a:ln w="19050" cap="flat" cmpd="sng" algn="ctr">
-          <a:solidFill>
-            <a:schemeClr val="phClr"/>
-          </a:solidFill>
           <a:prstDash val="solid"/>
           <a:miter lim="800000"/>
         </a:ln>
@@ -2980,13 +3520,7 @@
           <a:effectLst/>
         </a:effectStyle>
         <a:effectStyle>
-          <a:effectLst>
-            <a:outerShdw blurRad="57150" dist="19050" dir="5400000" algn="ctr" rotWithShape="0">
-              <a:srgbClr val="000000">
-                <a:alpha val="63000"/>
-              </a:srgbClr>
-            </a:outerShdw>
-          </a:effectLst>
+          <a:effectLst/>
         </a:effectStyle>
       </a:effectStyleLst>
       <a:bgFillStyleLst>
@@ -2996,15 +3530,13 @@
         <a:solidFill>
           <a:schemeClr val="phClr">
             <a:tint val="95000"/>
-            <a:satMod val="170000"/>
           </a:schemeClr>
         </a:solidFill>
-        <a:gradFill rotWithShape="1">
+        <a:gradFill>
           <a:gsLst>
             <a:gs pos="0">
               <a:schemeClr val="phClr">
                 <a:tint val="93000"/>
-                <a:satMod val="150000"/>
                 <a:shade val="98000"/>
                 <a:lumMod val="102000"/>
               </a:schemeClr>
@@ -3012,7 +3544,6 @@
             <a:gs pos="50000">
               <a:schemeClr val="phClr">
                 <a:tint val="98000"/>
-                <a:satMod val="130000"/>
                 <a:shade val="90000"/>
                 <a:lumMod val="103000"/>
               </a:schemeClr>
@@ -3020,11 +3551,11 @@
             <a:gs pos="100000">
               <a:schemeClr val="phClr">
                 <a:shade val="63000"/>
-                <a:satMod val="120000"/>
               </a:schemeClr>
             </a:gs>
           </a:gsLst>
           <a:lin ang="5400000" scaled="0"/>
+          <a:tileRect/>
         </a:gradFill>
       </a:bgFillStyleLst>
     </a:fmtScheme>
